--- a/02 - Languages/Java/06 - Java Exception Handling.docx
+++ b/02 - Languages/Java/06 - Java Exception Handling.docx
@@ -2840,6 +2840,7 @@
           <w:rFonts w:hint="default" w:ascii="SimSun" w:hAnsi="SimSun" w:eastAsia="SimSun"/>
           <w:sz w:val="24"/>
           <w:szCs w:val="24"/>
+          <w:highlight w:val="yellow"/>
         </w:rPr>
         <w:t>20</w:t>
       </w:r>
@@ -2848,6 +2849,7 @@
           <w:rFonts w:ascii="SimSun" w:hAnsi="SimSun" w:eastAsia="SimSun" w:cs="SimSun"/>
           <w:sz w:val="24"/>
           <w:szCs w:val="24"/>
+          <w:highlight w:val="yellow"/>
         </w:rPr>
         <w:t xml:space="preserve">📌 </w:t>
       </w:r>
@@ -2857,6 +2859,7 @@
           <w:rFonts w:ascii="SimSun" w:hAnsi="SimSun" w:eastAsia="SimSun" w:cs="SimSun"/>
           <w:sz w:val="24"/>
           <w:szCs w:val="24"/>
+          <w:highlight w:val="yellow"/>
         </w:rPr>
         <w:t>finally</w:t>
       </w:r>
@@ -2865,6 +2868,7 @@
           <w:rFonts w:ascii="SimSun" w:hAnsi="SimSun" w:eastAsia="SimSun" w:cs="SimSun"/>
           <w:sz w:val="24"/>
           <w:szCs w:val="24"/>
+          <w:highlight w:val="yellow"/>
         </w:rPr>
         <w:t xml:space="preserve"> return </w:t>
       </w:r>
@@ -2874,6 +2878,7 @@
           <w:rFonts w:ascii="SimSun" w:hAnsi="SimSun" w:eastAsia="SimSun" w:cs="SimSun"/>
           <w:sz w:val="24"/>
           <w:szCs w:val="24"/>
+          <w:highlight w:val="yellow"/>
         </w:rPr>
         <w:t>overrides</w:t>
       </w:r>
@@ -2882,6 +2887,7 @@
           <w:rFonts w:ascii="SimSun" w:hAnsi="SimSun" w:eastAsia="SimSun" w:cs="SimSun"/>
           <w:sz w:val="24"/>
           <w:szCs w:val="24"/>
+          <w:highlight w:val="yellow"/>
         </w:rPr>
         <w:t xml:space="preserve"> </w:t>
       </w:r>
@@ -2891,6 +2897,7 @@
           <w:rFonts w:ascii="SimSun" w:hAnsi="SimSun" w:eastAsia="SimSun" w:cs="SimSun"/>
           <w:sz w:val="24"/>
           <w:szCs w:val="24"/>
+          <w:highlight w:val="yellow"/>
         </w:rPr>
         <w:t>try</w:t>
       </w:r>
@@ -2899,6 +2906,7 @@
           <w:rFonts w:ascii="SimSun" w:hAnsi="SimSun" w:eastAsia="SimSun" w:cs="SimSun"/>
           <w:sz w:val="24"/>
           <w:szCs w:val="24"/>
+          <w:highlight w:val="yellow"/>
         </w:rPr>
         <w:t xml:space="preserve"> return</w:t>
       </w:r>
@@ -3269,6 +3277,7 @@
         <w:suppressLineNumbers w:val="0"/>
         <w:rPr>
           <w:color w:val="000000" w:themeColor="text1"/>
+          <w:highlight w:val="yellow"/>
           <w14:textFill>
             <w14:solidFill>
               <w14:schemeClr w14:val="tx1"/>
@@ -3280,6 +3289,7 @@
         <w:rPr>
           <w:rStyle w:val="8"/>
           <w:color w:val="000000" w:themeColor="text1"/>
+          <w:highlight w:val="yellow"/>
           <w14:textFill>
             <w14:solidFill>
               <w14:schemeClr w14:val="tx1"/>
@@ -3291,6 +3301,7 @@
       <w:r>
         <w:rPr>
           <w:color w:val="000000" w:themeColor="text1"/>
+          <w:highlight w:val="yellow"/>
           <w14:textFill>
             <w14:solidFill>
               <w14:schemeClr w14:val="tx1"/>
@@ -3308,10 +3319,14 @@
         <w:widowControl/>
         <w:suppressLineNumbers w:val="0"/>
         <w:ind w:left="720"/>
+        <w:rPr>
+          <w:highlight w:val="yellow"/>
+        </w:rPr>
       </w:pPr>
       <w:r>
         <w:rPr>
           <w:rStyle w:val="12"/>
+          <w:highlight w:val="yellow"/>
         </w:rPr>
         <w:t>JVM crashes</w:t>
       </w:r>
@@ -3324,14 +3339,21 @@
         <w:widowControl/>
         <w:suppressLineNumbers w:val="0"/>
         <w:ind w:left="720"/>
-      </w:pPr>
-      <w:r>
-        <w:rPr>
-          <w:rStyle w:val="8"/>
+        <w:rPr>
+          <w:highlight w:val="yellow"/>
+        </w:rPr>
+      </w:pPr>
+      <w:r>
+        <w:rPr>
+          <w:rStyle w:val="8"/>
+          <w:highlight w:val="yellow"/>
         </w:rPr>
         <w:t>System.exit()</w:t>
       </w:r>
       <w:r>
+        <w:rPr>
+          <w:highlight w:val="yellow"/>
+        </w:rPr>
         <w:t xml:space="preserve"> is called</w:t>
       </w:r>
     </w:p>
@@ -3343,8 +3365,14 @@
         <w:widowControl/>
         <w:suppressLineNumbers w:val="0"/>
         <w:ind w:left="720"/>
-      </w:pPr>
-      <w:r>
+        <w:rPr>
+          <w:highlight w:val="yellow"/>
+        </w:rPr>
+      </w:pPr>
+      <w:r>
+        <w:rPr>
+          <w:highlight w:val="yellow"/>
+        </w:rPr>
         <w:t>Power failure</w:t>
       </w:r>
     </w:p>
@@ -4770,23 +4798,6 @@
         <w:gridCol w:w="4544"/>
       </w:tblGrid>
       <w:tr>
-        <w:tblPrEx>
-          <w:tblBorders>
-            <w:top w:val="single" w:color="auto" w:sz="2" w:space="0"/>
-            <w:left w:val="single" w:color="auto" w:sz="2" w:space="0"/>
-            <w:bottom w:val="single" w:color="auto" w:sz="2" w:space="0"/>
-            <w:right w:val="single" w:color="auto" w:sz="2" w:space="0"/>
-            <w:insideH w:val="none" w:color="auto" w:sz="0" w:space="0"/>
-            <w:insideV w:val="none" w:color="auto" w:sz="0" w:space="0"/>
-          </w:tblBorders>
-          <w:shd w:val="clear" w:color="auto" w:fill="FFFFFF"/>
-          <w:tblCellMar>
-            <w:top w:w="15" w:type="dxa"/>
-            <w:left w:w="15" w:type="dxa"/>
-            <w:bottom w:w="15" w:type="dxa"/>
-            <w:right w:w="15" w:type="dxa"/>
-          </w:tblCellMar>
-        </w:tblPrEx>
         <w:tc>
           <w:tcPr>
             <w:tcW w:w="4543" w:type="dxa"/>
@@ -5042,6 +5053,7 @@
     <w:p>
       <w:pPr>
         <w:numPr>
+          <w:ilvl w:val="0"/>
           <w:numId w:val="0"/>
         </w:numPr>
         <w:bidi w:val="0"/>
@@ -5062,6 +5074,7 @@
     <w:p>
       <w:pPr>
         <w:numPr>
+          <w:ilvl w:val="0"/>
           <w:numId w:val="0"/>
         </w:numPr>
         <w:bidi w:val="0"/>
@@ -5082,6 +5095,7 @@
     <w:p>
       <w:pPr>
         <w:numPr>
+          <w:ilvl w:val="0"/>
           <w:numId w:val="0"/>
         </w:numPr>
         <w:bidi w:val="0"/>
@@ -5102,6 +5116,7 @@
     <w:p>
       <w:pPr>
         <w:numPr>
+          <w:ilvl w:val="0"/>
           <w:numId w:val="0"/>
         </w:numPr>
         <w:bidi w:val="0"/>
@@ -5122,6 +5137,7 @@
     <w:p>
       <w:pPr>
         <w:numPr>
+          <w:ilvl w:val="0"/>
           <w:numId w:val="0"/>
         </w:numPr>
         <w:bidi w:val="0"/>
@@ -5142,6 +5158,7 @@
     <w:p>
       <w:pPr>
         <w:numPr>
+          <w:ilvl w:val="0"/>
           <w:numId w:val="0"/>
         </w:numPr>
         <w:bidi w:val="0"/>
@@ -5162,6 +5179,7 @@
     <w:p>
       <w:pPr>
         <w:numPr>
+          <w:ilvl w:val="0"/>
           <w:numId w:val="0"/>
         </w:numPr>
         <w:bidi w:val="0"/>
@@ -5182,6 +5200,7 @@
     <w:p>
       <w:pPr>
         <w:numPr>
+          <w:ilvl w:val="0"/>
           <w:numId w:val="0"/>
         </w:numPr>
         <w:bidi w:val="0"/>
@@ -5202,6 +5221,7 @@
     <w:p>
       <w:pPr>
         <w:numPr>
+          <w:ilvl w:val="0"/>
           <w:numId w:val="0"/>
         </w:numPr>
         <w:bidi w:val="0"/>
@@ -5222,6 +5242,7 @@
     <w:p>
       <w:pPr>
         <w:numPr>
+          <w:ilvl w:val="0"/>
           <w:numId w:val="0"/>
         </w:numPr>
         <w:bidi w:val="0"/>
@@ -5242,6 +5263,7 @@
     <w:p>
       <w:pPr>
         <w:numPr>
+          <w:ilvl w:val="0"/>
           <w:numId w:val="0"/>
         </w:numPr>
         <w:bidi w:val="0"/>
@@ -5262,6 +5284,7 @@
     <w:p>
       <w:pPr>
         <w:numPr>
+          <w:ilvl w:val="0"/>
           <w:numId w:val="0"/>
         </w:numPr>
         <w:bidi w:val="0"/>
@@ -5282,6 +5305,7 @@
     <w:p>
       <w:pPr>
         <w:numPr>
+          <w:ilvl w:val="0"/>
           <w:numId w:val="0"/>
         </w:numPr>
         <w:bidi w:val="0"/>
@@ -5559,7 +5583,6 @@
             <w:insideH w:val="none" w:color="auto" w:sz="0" w:space="0"/>
             <w:insideV w:val="none" w:color="auto" w:sz="0" w:space="0"/>
           </w:tblBorders>
-          <w:shd w:val="clear" w:color="auto" w:fill="auto"/>
           <w:tblCellMar>
             <w:top w:w="15" w:type="dxa"/>
             <w:left w:w="15" w:type="dxa"/>
@@ -5655,7 +5678,6 @@
             <w:insideH w:val="none" w:color="auto" w:sz="0" w:space="0"/>
             <w:insideV w:val="none" w:color="auto" w:sz="0" w:space="0"/>
           </w:tblBorders>
-          <w:shd w:val="clear" w:color="auto" w:fill="auto"/>
           <w:tblCellMar>
             <w:top w:w="15" w:type="dxa"/>
             <w:left w:w="15" w:type="dxa"/>
@@ -5751,7 +5773,6 @@
             <w:insideH w:val="none" w:color="auto" w:sz="0" w:space="0"/>
             <w:insideV w:val="none" w:color="auto" w:sz="0" w:space="0"/>
           </w:tblBorders>
-          <w:shd w:val="clear" w:color="auto" w:fill="auto"/>
           <w:tblCellMar>
             <w:top w:w="15" w:type="dxa"/>
             <w:left w:w="15" w:type="dxa"/>
@@ -5943,7 +5964,6 @@
             <w:insideH w:val="none" w:color="auto" w:sz="0" w:space="0"/>
             <w:insideV w:val="none" w:color="auto" w:sz="0" w:space="0"/>
           </w:tblBorders>
-          <w:shd w:val="clear" w:color="auto" w:fill="auto"/>
           <w:tblCellMar>
             <w:top w:w="15" w:type="dxa"/>
             <w:left w:w="15" w:type="dxa"/>
@@ -7069,7 +7089,7 @@
       </w:pPr>
       <w:r>
         <w:pict>
-          <v:rect id="_x0000_i1031" o:spt="1" style="height:1.5pt;width:432pt;" fillcolor="#A0A0A0" filled="t" stroked="f" coordsize="21600,21600" o:hr="t" o:hrstd="t" o:hralign="center">
+          <v:rect id="_x0000_i1030" o:spt="1" style="height:1.5pt;width:432pt;" fillcolor="#A0A0A0" filled="t" stroked="f" coordsize="21600,21600" o:hr="t" o:hrstd="t" o:hralign="center">
             <v:path/>
             <v:fill on="t" focussize="0,0"/>
             <v:stroke on="f"/>
@@ -7138,7 +7158,6 @@
             <w:insideH w:val="none" w:color="auto" w:sz="0" w:space="0"/>
             <w:insideV w:val="none" w:color="auto" w:sz="0" w:space="0"/>
           </w:tblBorders>
-          <w:shd w:val="clear" w:color="auto" w:fill="auto"/>
           <w:tblCellMar>
             <w:top w:w="15" w:type="dxa"/>
             <w:left w:w="15" w:type="dxa"/>
@@ -7225,7 +7244,6 @@
             <w:insideH w:val="none" w:color="auto" w:sz="0" w:space="0"/>
             <w:insideV w:val="none" w:color="auto" w:sz="0" w:space="0"/>
           </w:tblBorders>
-          <w:shd w:val="clear" w:color="auto" w:fill="auto"/>
           <w:tblCellMar>
             <w:top w:w="15" w:type="dxa"/>
             <w:left w:w="15" w:type="dxa"/>
@@ -7299,7 +7317,6 @@
             <w:insideH w:val="none" w:color="auto" w:sz="0" w:space="0"/>
             <w:insideV w:val="none" w:color="auto" w:sz="0" w:space="0"/>
           </w:tblBorders>
-          <w:shd w:val="clear" w:color="auto" w:fill="auto"/>
           <w:tblCellMar>
             <w:top w:w="15" w:type="dxa"/>
             <w:left w:w="15" w:type="dxa"/>
@@ -7670,7 +7687,7 @@
       </w:pPr>
       <w:r>
         <w:pict>
-          <v:rect id="_x0000_i1033" o:spt="1" style="height:1.5pt;width:432pt;" fillcolor="#A0A0A0" filled="t" stroked="f" coordsize="21600,21600" o:hr="t" o:hrstd="t" o:hralign="center">
+          <v:rect id="_x0000_i1031" o:spt="1" style="height:1.5pt;width:432pt;" fillcolor="#A0A0A0" filled="t" stroked="f" coordsize="21600,21600" o:hr="t" o:hrstd="t" o:hralign="center">
             <v:path/>
             <v:fill on="t" focussize="0,0"/>
             <v:stroke on="f"/>
@@ -8782,6 +8799,8 @@
       <w:r>
         <w:t>Examples</w:t>
       </w:r>
+      <w:bookmarkStart w:id="0" w:name="_GoBack"/>
+      <w:bookmarkEnd w:id="0"/>
     </w:p>
     <w:p>
       <w:pPr>
@@ -8955,6 +8974,7 @@
             <w:insideH w:val="none" w:color="auto" w:sz="0" w:space="0"/>
             <w:insideV w:val="none" w:color="auto" w:sz="0" w:space="0"/>
           </w:tblBorders>
+          <w:shd w:val="clear" w:color="auto" w:fill="auto"/>
           <w:tblCellMar>
             <w:top w:w="15" w:type="dxa"/>
             <w:left w:w="15" w:type="dxa"/>
@@ -9176,6 +9196,7 @@
             <w:insideH w:val="none" w:color="auto" w:sz="0" w:space="0"/>
             <w:insideV w:val="none" w:color="auto" w:sz="0" w:space="0"/>
           </w:tblBorders>
+          <w:shd w:val="clear" w:color="auto" w:fill="auto"/>
           <w:tblCellMar>
             <w:top w:w="15" w:type="dxa"/>
             <w:left w:w="15" w:type="dxa"/>
@@ -9271,6 +9292,7 @@
             <w:insideH w:val="none" w:color="auto" w:sz="0" w:space="0"/>
             <w:insideV w:val="none" w:color="auto" w:sz="0" w:space="0"/>
           </w:tblBorders>
+          <w:shd w:val="clear" w:color="auto" w:fill="auto"/>
           <w:tblCellMar>
             <w:top w:w="15" w:type="dxa"/>
             <w:left w:w="15" w:type="dxa"/>
@@ -9867,6 +9889,429 @@
       </w:pPr>
       <w:r>
         <w:pict>
+          <v:rect id="_x0000_i1032" o:spt="1" style="height:1.5pt;width:432pt;" fillcolor="#A0A0A0" filled="t" stroked="f" coordsize="21600,21600" o:hr="t" o:hrstd="t" o:hralign="center">
+            <v:path/>
+            <v:fill on="t" focussize="0,0"/>
+            <v:stroke on="f"/>
+            <v:imagedata o:title=""/>
+            <o:lock v:ext="edit"/>
+            <w10:wrap type="none"/>
+            <w10:anchorlock/>
+          </v:rect>
+        </w:pict>
+      </w:r>
+    </w:p>
+    <w:p>
+      <w:pPr>
+        <w:pStyle w:val="3"/>
+        <w:keepNext w:val="0"/>
+        <w:keepLines w:val="0"/>
+        <w:widowControl/>
+        <w:suppressLineNumbers w:val="0"/>
+        <w:rPr>
+          <w:sz w:val="28"/>
+          <w:szCs w:val="28"/>
+        </w:rPr>
+      </w:pPr>
+      <w:r>
+        <w:rPr>
+          <w:sz w:val="28"/>
+          <w:szCs w:val="28"/>
+        </w:rPr>
+        <w:t>Narrower Exception (Child Exception)</w:t>
+      </w:r>
+    </w:p>
+    <w:p>
+      <w:pPr>
+        <w:pStyle w:val="11"/>
+        <w:keepNext w:val="0"/>
+        <w:keepLines w:val="0"/>
+        <w:widowControl/>
+        <w:suppressLineNumbers w:val="0"/>
+      </w:pPr>
+      <w:r>
+        <w:t xml:space="preserve">A </w:t>
+      </w:r>
+      <w:r>
+        <w:rPr>
+          <w:rStyle w:val="12"/>
+        </w:rPr>
+        <w:t>narrower exception</w:t>
+      </w:r>
+      <w:r>
+        <w:t xml:space="preserve"> is a </w:t>
+      </w:r>
+      <w:r>
+        <w:rPr>
+          <w:rStyle w:val="12"/>
+        </w:rPr>
+        <w:t>subclass</w:t>
+      </w:r>
+      <w:r>
+        <w:t xml:space="preserve"> that represents </w:t>
+      </w:r>
+      <w:r>
+        <w:rPr>
+          <w:rStyle w:val="12"/>
+        </w:rPr>
+        <w:t>more specific problems</w:t>
+      </w:r>
+      <w:r>
+        <w:t>.</w:t>
+      </w:r>
+    </w:p>
+    <w:p>
+      <w:pPr>
+        <w:pStyle w:val="11"/>
+        <w:keepNext w:val="0"/>
+        <w:keepLines w:val="0"/>
+        <w:widowControl/>
+        <w:suppressLineNumbers w:val="0"/>
+      </w:pPr>
+      <w:r>
+        <w:t>Examples:</w:t>
+      </w:r>
+    </w:p>
+    <w:p>
+      <w:pPr>
+        <w:pStyle w:val="11"/>
+        <w:keepNext w:val="0"/>
+        <w:keepLines w:val="0"/>
+        <w:widowControl/>
+        <w:suppressLineNumbers w:val="0"/>
+        <w:ind w:left="720"/>
+      </w:pPr>
+      <w:r>
+        <w:rPr>
+          <w:rStyle w:val="8"/>
+        </w:rPr>
+        <w:t>FileNotFoundException</w:t>
+      </w:r>
+      <w:r>
+        <w:t xml:space="preserve"> is narrower than </w:t>
+      </w:r>
+      <w:r>
+        <w:rPr>
+          <w:rStyle w:val="8"/>
+        </w:rPr>
+        <w:t>IOException</w:t>
+      </w:r>
+    </w:p>
+    <w:p>
+      <w:pPr>
+        <w:pStyle w:val="11"/>
+        <w:keepNext w:val="0"/>
+        <w:keepLines w:val="0"/>
+        <w:widowControl/>
+        <w:suppressLineNumbers w:val="0"/>
+        <w:ind w:left="720"/>
+      </w:pPr>
+      <w:r>
+        <w:rPr>
+          <w:rStyle w:val="8"/>
+        </w:rPr>
+        <w:t>IOException</w:t>
+      </w:r>
+      <w:r>
+        <w:t xml:space="preserve"> is narrower than </w:t>
+      </w:r>
+      <w:r>
+        <w:rPr>
+          <w:rStyle w:val="8"/>
+        </w:rPr>
+        <w:t>Exception</w:t>
+      </w:r>
+    </w:p>
+    <w:p>
+      <w:pPr>
+        <w:pStyle w:val="11"/>
+        <w:keepNext w:val="0"/>
+        <w:keepLines w:val="0"/>
+        <w:widowControl/>
+        <w:suppressLineNumbers w:val="0"/>
+      </w:pPr>
+      <w:r>
+        <w:t xml:space="preserve">Narrower = </w:t>
+      </w:r>
+      <w:r>
+        <w:rPr>
+          <w:rStyle w:val="12"/>
+        </w:rPr>
+        <w:t>lower in hierarchy</w:t>
+      </w:r>
+    </w:p>
+    <w:p>
+      <w:pPr>
+        <w:bidi w:val="0"/>
+        <w:rPr>
+          <w:rFonts w:ascii="SimSun" w:hAnsi="SimSun" w:eastAsia="SimSun" w:cs="SimSun"/>
+          <w:sz w:val="21"/>
+          <w:szCs w:val="21"/>
+          <w:highlight w:val="yellow"/>
+        </w:rPr>
+      </w:pPr>
+    </w:p>
+    <w:p>
+      <w:pPr>
+        <w:pStyle w:val="2"/>
+        <w:keepNext w:val="0"/>
+        <w:keepLines w:val="0"/>
+        <w:widowControl/>
+        <w:suppressLineNumbers w:val="0"/>
+        <w:rPr>
+          <w:color w:val="000000" w:themeColor="text1"/>
+          <w14:textFill>
+            <w14:solidFill>
+              <w14:schemeClr w14:val="tx1"/>
+            </w14:solidFill>
+          </w14:textFill>
+        </w:rPr>
+      </w:pPr>
+      <w:r>
+        <w:rPr>
+          <w:color w:val="000000" w:themeColor="text1"/>
+          <w14:textFill>
+            <w14:solidFill>
+              <w14:schemeClr w14:val="tx1"/>
+            </w14:solidFill>
+          </w14:textFill>
+        </w:rPr>
+        <w:t>Custom Exceptions in Java</w:t>
+      </w:r>
+    </w:p>
+    <w:p>
+      <w:pPr>
+        <w:pStyle w:val="3"/>
+        <w:keepNext w:val="0"/>
+        <w:keepLines w:val="0"/>
+        <w:widowControl/>
+        <w:suppressLineNumbers w:val="0"/>
+      </w:pPr>
+      <w:r>
+        <w:t>What is a Custom Exception?</w:t>
+      </w:r>
+    </w:p>
+    <w:p>
+      <w:pPr>
+        <w:pStyle w:val="11"/>
+        <w:keepNext w:val="0"/>
+        <w:keepLines w:val="0"/>
+        <w:widowControl/>
+        <w:suppressLineNumbers w:val="0"/>
+      </w:pPr>
+      <w:r>
+        <w:t xml:space="preserve">A </w:t>
+      </w:r>
+      <w:r>
+        <w:rPr>
+          <w:rStyle w:val="12"/>
+        </w:rPr>
+        <w:t>custom exception</w:t>
+      </w:r>
+      <w:r>
+        <w:t xml:space="preserve"> is a </w:t>
+      </w:r>
+      <w:r>
+        <w:rPr>
+          <w:rStyle w:val="12"/>
+        </w:rPr>
+        <w:t>user-defined exception class</w:t>
+      </w:r>
+      <w:r>
+        <w:t xml:space="preserve"> created to represent </w:t>
+      </w:r>
+      <w:r>
+        <w:rPr>
+          <w:rStyle w:val="12"/>
+        </w:rPr>
+        <w:t>application-specific error conditions</w:t>
+      </w:r>
+      <w:r>
+        <w:t>.</w:t>
+      </w:r>
+    </w:p>
+    <w:p>
+      <w:pPr>
+        <w:pStyle w:val="11"/>
+        <w:keepNext w:val="0"/>
+        <w:keepLines w:val="0"/>
+        <w:widowControl/>
+        <w:suppressLineNumbers w:val="0"/>
+      </w:pPr>
+      <w:r>
+        <w:t>Example:</w:t>
+      </w:r>
+    </w:p>
+    <w:p>
+      <w:pPr>
+        <w:pStyle w:val="11"/>
+        <w:keepNext w:val="0"/>
+        <w:keepLines w:val="0"/>
+        <w:widowControl/>
+        <w:suppressLineNumbers w:val="0"/>
+        <w:ind w:left="720"/>
+      </w:pPr>
+      <w:r>
+        <w:t>Invalid age</w:t>
+      </w:r>
+    </w:p>
+    <w:p>
+      <w:pPr>
+        <w:pStyle w:val="11"/>
+        <w:keepNext w:val="0"/>
+        <w:keepLines w:val="0"/>
+        <w:widowControl/>
+        <w:suppressLineNumbers w:val="0"/>
+        <w:ind w:left="720"/>
+      </w:pPr>
+      <w:r>
+        <w:t>Insufficient balance</w:t>
+      </w:r>
+    </w:p>
+    <w:p>
+      <w:pPr>
+        <w:pStyle w:val="11"/>
+        <w:keepNext w:val="0"/>
+        <w:keepLines w:val="0"/>
+        <w:widowControl/>
+        <w:suppressLineNumbers w:val="0"/>
+        <w:ind w:left="720"/>
+      </w:pPr>
+      <w:r>
+        <w:t>Order not found</w:t>
+      </w:r>
+    </w:p>
+    <w:p>
+      <w:pPr>
+        <w:keepNext w:val="0"/>
+        <w:keepLines w:val="0"/>
+        <w:widowControl/>
+        <w:suppressLineNumbers w:val="0"/>
+      </w:pPr>
+      <w:r>
+        <w:pict>
+          <v:rect id="_x0000_i1033" o:spt="1" style="height:1.5pt;width:432pt;" fillcolor="#A0A0A0" filled="t" stroked="f" coordsize="21600,21600" o:hr="t" o:hrstd="t" o:hralign="center">
+            <v:path/>
+            <v:fill on="t" focussize="0,0"/>
+            <v:stroke on="f"/>
+            <v:imagedata o:title=""/>
+            <o:lock v:ext="edit"/>
+            <w10:wrap type="none"/>
+            <w10:anchorlock/>
+          </v:rect>
+        </w:pict>
+      </w:r>
+    </w:p>
+    <w:p>
+      <w:pPr>
+        <w:pStyle w:val="3"/>
+        <w:keepNext w:val="0"/>
+        <w:keepLines w:val="0"/>
+        <w:widowControl/>
+        <w:suppressLineNumbers w:val="0"/>
+      </w:pPr>
+      <w:r>
+        <w:t>Why Do We Need Custom Exceptions?</w:t>
+      </w:r>
+    </w:p>
+    <w:p>
+      <w:pPr>
+        <w:pStyle w:val="11"/>
+        <w:keepNext w:val="0"/>
+        <w:keepLines w:val="0"/>
+        <w:widowControl/>
+        <w:suppressLineNumbers w:val="0"/>
+      </w:pPr>
+      <w:r>
+        <w:t xml:space="preserve">Built-in exceptions are </w:t>
+      </w:r>
+      <w:r>
+        <w:rPr>
+          <w:rStyle w:val="12"/>
+        </w:rPr>
+        <w:t>generic</w:t>
+      </w:r>
+      <w:r>
+        <w:t>:</w:t>
+      </w:r>
+    </w:p>
+    <w:p>
+      <w:pPr>
+        <w:pStyle w:val="11"/>
+        <w:keepNext w:val="0"/>
+        <w:keepLines w:val="0"/>
+        <w:widowControl/>
+        <w:suppressLineNumbers w:val="0"/>
+        <w:ind w:left="720"/>
+      </w:pPr>
+      <w:r>
+        <w:rPr>
+          <w:rStyle w:val="8"/>
+        </w:rPr>
+        <w:t>NullPointerException</w:t>
+      </w:r>
+    </w:p>
+    <w:p>
+      <w:pPr>
+        <w:pStyle w:val="11"/>
+        <w:keepNext w:val="0"/>
+        <w:keepLines w:val="0"/>
+        <w:widowControl/>
+        <w:suppressLineNumbers w:val="0"/>
+        <w:ind w:left="720"/>
+      </w:pPr>
+      <w:r>
+        <w:rPr>
+          <w:rStyle w:val="8"/>
+        </w:rPr>
+        <w:t>IllegalArgumentException</w:t>
+      </w:r>
+    </w:p>
+    <w:p>
+      <w:pPr>
+        <w:pStyle w:val="11"/>
+        <w:keepNext w:val="0"/>
+        <w:keepLines w:val="0"/>
+        <w:widowControl/>
+        <w:suppressLineNumbers w:val="0"/>
+      </w:pPr>
+      <w:r>
+        <w:t>Custom exceptions make code:</w:t>
+      </w:r>
+      <w:r>
+        <w:br w:type="textWrapping"/>
+      </w:r>
+      <w:r>
+        <w:t>✔ More readable</w:t>
+      </w:r>
+      <w:r>
+        <w:br w:type="textWrapping"/>
+      </w:r>
+      <w:r>
+        <w:t>✔ More meaningful</w:t>
+      </w:r>
+      <w:r>
+        <w:br w:type="textWrapping"/>
+      </w:r>
+      <w:r>
+        <w:t>✔ Easier to debug</w:t>
+      </w:r>
+      <w:r>
+        <w:br w:type="textWrapping"/>
+      </w:r>
+      <w:r>
+        <w:t>✔ Domain-specific</w:t>
+      </w:r>
+    </w:p>
+    <w:p>
+      <w:pPr>
+        <w:keepNext w:val="0"/>
+        <w:keepLines w:val="0"/>
+        <w:widowControl/>
+        <w:suppressLineNumbers w:val="0"/>
+      </w:pPr>
+      <w:r>
+        <w:pict>
           <v:rect id="_x0000_i1034" o:spt="1" style="height:1.5pt;width:432pt;" fillcolor="#A0A0A0" filled="t" stroked="f" coordsize="21600,21600" o:hr="t" o:hrstd="t" o:hralign="center">
             <v:path/>
             <v:fill on="t" focussize="0,0"/>
@@ -9886,17 +10331,32 @@
         <w:keepLines w:val="0"/>
         <w:widowControl/>
         <w:suppressLineNumbers w:val="0"/>
-        <w:rPr>
-          <w:sz w:val="28"/>
-          <w:szCs w:val="28"/>
-        </w:rPr>
-      </w:pPr>
-      <w:r>
-        <w:rPr>
-          <w:sz w:val="28"/>
-          <w:szCs w:val="28"/>
-        </w:rPr>
-        <w:t>Narrower Exception (Child Exception)</w:t>
+      </w:pPr>
+      <w:r>
+        <w:t xml:space="preserve">Custom </w:t>
+      </w:r>
+      <w:r>
+        <w:rPr>
+          <w:rStyle w:val="12"/>
+          <w:b/>
+          <w:bCs/>
+        </w:rPr>
+        <w:t>Checked</w:t>
+      </w:r>
+      <w:r>
+        <w:t xml:space="preserve"> Exception</w:t>
+      </w:r>
+    </w:p>
+    <w:p>
+      <w:pPr>
+        <w:pStyle w:val="4"/>
+        <w:keepNext w:val="0"/>
+        <w:keepLines w:val="0"/>
+        <w:widowControl/>
+        <w:suppressLineNumbers w:val="0"/>
+      </w:pPr>
+      <w:r>
+        <w:t>What is a Checked Exception?</w:t>
       </w:r>
     </w:p>
     <w:p>
@@ -9906,36 +10366,44 @@
         <w:keepLines w:val="0"/>
         <w:widowControl/>
         <w:suppressLineNumbers w:val="0"/>
-      </w:pPr>
-      <w:r>
-        <w:t xml:space="preserve">A </w:t>
+        <w:ind w:left="720"/>
+      </w:pPr>
+      <w:r>
+        <w:t xml:space="preserve">Checked at </w:t>
       </w:r>
       <w:r>
         <w:rPr>
           <w:rStyle w:val="12"/>
         </w:rPr>
-        <w:t>narrower exception</w:t>
-      </w:r>
-      <w:r>
-        <w:t xml:space="preserve"> is a </w:t>
+        <w:t>compile time</w:t>
+      </w:r>
+    </w:p>
+    <w:p>
+      <w:pPr>
+        <w:pStyle w:val="11"/>
+        <w:keepNext w:val="0"/>
+        <w:keepLines w:val="0"/>
+        <w:widowControl/>
+        <w:suppressLineNumbers w:val="0"/>
+        <w:ind w:left="720"/>
+      </w:pPr>
+      <w:r>
+        <w:t xml:space="preserve">Must be </w:t>
       </w:r>
       <w:r>
         <w:rPr>
           <w:rStyle w:val="12"/>
         </w:rPr>
-        <w:t>subclass</w:t>
-      </w:r>
-      <w:r>
-        <w:t xml:space="preserve"> that represents </w:t>
+        <w:t>handled</w:t>
+      </w:r>
+      <w:r>
+        <w:t xml:space="preserve"> or </w:t>
       </w:r>
       <w:r>
         <w:rPr>
           <w:rStyle w:val="12"/>
         </w:rPr>
-        <w:t>more specific problems</w:t>
-      </w:r>
-      <w:r>
-        <w:t>.</w:t>
+        <w:t>declared</w:t>
       </w:r>
     </w:p>
     <w:p>
@@ -9945,218 +10413,16 @@
         <w:keepLines w:val="0"/>
         <w:widowControl/>
         <w:suppressLineNumbers w:val="0"/>
-      </w:pPr>
-      <w:r>
-        <w:t>Examples:</w:t>
-      </w:r>
-    </w:p>
-    <w:p>
-      <w:pPr>
-        <w:pStyle w:val="11"/>
-        <w:keepNext w:val="0"/>
-        <w:keepLines w:val="0"/>
-        <w:widowControl/>
-        <w:suppressLineNumbers w:val="0"/>
         <w:ind w:left="720"/>
       </w:pPr>
       <w:r>
-        <w:rPr>
-          <w:rStyle w:val="8"/>
-        </w:rPr>
-        <w:t>FileNotFoundException</w:t>
-      </w:r>
-      <w:r>
-        <w:t xml:space="preserve"> is narrower than </w:t>
-      </w:r>
-      <w:r>
-        <w:rPr>
-          <w:rStyle w:val="8"/>
-        </w:rPr>
-        <w:t>IOException</w:t>
-      </w:r>
-    </w:p>
-    <w:p>
-      <w:pPr>
-        <w:pStyle w:val="11"/>
-        <w:keepNext w:val="0"/>
-        <w:keepLines w:val="0"/>
-        <w:widowControl/>
-        <w:suppressLineNumbers w:val="0"/>
-        <w:ind w:left="720"/>
-      </w:pPr>
-      <w:r>
-        <w:rPr>
-          <w:rStyle w:val="8"/>
-        </w:rPr>
-        <w:t>IOException</w:t>
-      </w:r>
-      <w:r>
-        <w:t xml:space="preserve"> is narrower than </w:t>
+        <w:t xml:space="preserve">Extend </w:t>
       </w:r>
       <w:r>
         <w:rPr>
           <w:rStyle w:val="8"/>
         </w:rPr>
         <w:t>Exception</w:t>
-      </w:r>
-    </w:p>
-    <w:p>
-      <w:pPr>
-        <w:pStyle w:val="11"/>
-        <w:keepNext w:val="0"/>
-        <w:keepLines w:val="0"/>
-        <w:widowControl/>
-        <w:suppressLineNumbers w:val="0"/>
-      </w:pPr>
-      <w:r>
-        <w:t xml:space="preserve">Narrower = </w:t>
-      </w:r>
-      <w:r>
-        <w:rPr>
-          <w:rStyle w:val="12"/>
-        </w:rPr>
-        <w:t>lower in hierarchy</w:t>
-      </w:r>
-    </w:p>
-    <w:p>
-      <w:pPr>
-        <w:bidi w:val="0"/>
-        <w:rPr>
-          <w:rFonts w:ascii="SimSun" w:hAnsi="SimSun" w:eastAsia="SimSun" w:cs="SimSun"/>
-          <w:sz w:val="21"/>
-          <w:szCs w:val="21"/>
-          <w:highlight w:val="yellow"/>
-        </w:rPr>
-      </w:pPr>
-    </w:p>
-    <w:p>
-      <w:pPr>
-        <w:pStyle w:val="2"/>
-        <w:keepNext w:val="0"/>
-        <w:keepLines w:val="0"/>
-        <w:widowControl/>
-        <w:suppressLineNumbers w:val="0"/>
-        <w:rPr>
-          <w:color w:val="000000" w:themeColor="text1"/>
-          <w14:textFill>
-            <w14:solidFill>
-              <w14:schemeClr w14:val="tx1"/>
-            </w14:solidFill>
-          </w14:textFill>
-        </w:rPr>
-      </w:pPr>
-      <w:r>
-        <w:rPr>
-          <w:color w:val="000000" w:themeColor="text1"/>
-          <w14:textFill>
-            <w14:solidFill>
-              <w14:schemeClr w14:val="tx1"/>
-            </w14:solidFill>
-          </w14:textFill>
-        </w:rPr>
-        <w:t>Custom Exceptions in Java</w:t>
-      </w:r>
-    </w:p>
-    <w:p>
-      <w:pPr>
-        <w:pStyle w:val="3"/>
-        <w:keepNext w:val="0"/>
-        <w:keepLines w:val="0"/>
-        <w:widowControl/>
-        <w:suppressLineNumbers w:val="0"/>
-      </w:pPr>
-      <w:r>
-        <w:t>What is a Custom Exception?</w:t>
-      </w:r>
-    </w:p>
-    <w:p>
-      <w:pPr>
-        <w:pStyle w:val="11"/>
-        <w:keepNext w:val="0"/>
-        <w:keepLines w:val="0"/>
-        <w:widowControl/>
-        <w:suppressLineNumbers w:val="0"/>
-      </w:pPr>
-      <w:r>
-        <w:t xml:space="preserve">A </w:t>
-      </w:r>
-      <w:r>
-        <w:rPr>
-          <w:rStyle w:val="12"/>
-        </w:rPr>
-        <w:t>custom exception</w:t>
-      </w:r>
-      <w:r>
-        <w:t xml:space="preserve"> is a </w:t>
-      </w:r>
-      <w:r>
-        <w:rPr>
-          <w:rStyle w:val="12"/>
-        </w:rPr>
-        <w:t>user-defined exception class</w:t>
-      </w:r>
-      <w:r>
-        <w:t xml:space="preserve"> created to represent </w:t>
-      </w:r>
-      <w:r>
-        <w:rPr>
-          <w:rStyle w:val="12"/>
-        </w:rPr>
-        <w:t>application-specific error conditions</w:t>
-      </w:r>
-      <w:r>
-        <w:t>.</w:t>
-      </w:r>
-    </w:p>
-    <w:p>
-      <w:pPr>
-        <w:pStyle w:val="11"/>
-        <w:keepNext w:val="0"/>
-        <w:keepLines w:val="0"/>
-        <w:widowControl/>
-        <w:suppressLineNumbers w:val="0"/>
-      </w:pPr>
-      <w:r>
-        <w:t>Example:</w:t>
-      </w:r>
-    </w:p>
-    <w:p>
-      <w:pPr>
-        <w:pStyle w:val="11"/>
-        <w:keepNext w:val="0"/>
-        <w:keepLines w:val="0"/>
-        <w:widowControl/>
-        <w:suppressLineNumbers w:val="0"/>
-        <w:ind w:left="720"/>
-      </w:pPr>
-      <w:r>
-        <w:t>Invalid age</w:t>
-      </w:r>
-    </w:p>
-    <w:p>
-      <w:pPr>
-        <w:pStyle w:val="11"/>
-        <w:keepNext w:val="0"/>
-        <w:keepLines w:val="0"/>
-        <w:widowControl/>
-        <w:suppressLineNumbers w:val="0"/>
-        <w:ind w:left="720"/>
-      </w:pPr>
-      <w:r>
-        <w:t>Insufficient balance</w:t>
-      </w:r>
-    </w:p>
-    <w:p>
-      <w:pPr>
-        <w:pStyle w:val="11"/>
-        <w:keepNext w:val="0"/>
-        <w:keepLines w:val="0"/>
-        <w:widowControl/>
-        <w:suppressLineNumbers w:val="0"/>
-        <w:ind w:left="720"/>
-      </w:pPr>
-      <w:r>
-        <w:t>Order not found</w:t>
       </w:r>
     </w:p>
     <w:p>
@@ -10182,14 +10448,1144 @@
     </w:p>
     <w:p>
       <w:pPr>
-        <w:pStyle w:val="3"/>
-        <w:keepNext w:val="0"/>
-        <w:keepLines w:val="0"/>
-        <w:widowControl/>
-        <w:suppressLineNumbers w:val="0"/>
-      </w:pPr>
-      <w:r>
-        <w:t>Why Do We Need Custom Exceptions?</w:t>
+        <w:pStyle w:val="4"/>
+        <w:keepNext w:val="0"/>
+        <w:keepLines w:val="0"/>
+        <w:widowControl/>
+        <w:suppressLineNumbers w:val="0"/>
+      </w:pPr>
+      <w:r>
+        <w:t>Example: Custom Checked Exception</w:t>
+      </w:r>
+    </w:p>
+    <w:p>
+      <w:pPr>
+        <w:keepNext w:val="0"/>
+        <w:keepLines w:val="0"/>
+        <w:widowControl/>
+        <w:suppressLineNumbers w:val="0"/>
+        <w:bidi w:val="0"/>
+        <w:jc w:val="left"/>
+        <w:rPr>
+          <w:rStyle w:val="8"/>
+          <w:rFonts w:ascii="SimSun" w:hAnsi="SimSun" w:eastAsia="SimSun" w:cs="SimSun"/>
+          <w:kern w:val="0"/>
+          <w:sz w:val="24"/>
+          <w:szCs w:val="24"/>
+          <w:highlight w:val="yellow"/>
+          <w:lang w:val="en-US" w:eastAsia="zh-CN" w:bidi="ar"/>
+        </w:rPr>
+      </w:pPr>
+      <w:r>
+        <w:rPr>
+          <w:rFonts w:ascii="SimSun" w:hAnsi="SimSun" w:eastAsia="SimSun" w:cs="SimSun"/>
+          <w:kern w:val="0"/>
+          <w:sz w:val="24"/>
+          <w:szCs w:val="24"/>
+          <w:highlight w:val="yellow"/>
+          <w:lang w:val="en-US" w:eastAsia="zh-CN" w:bidi="ar"/>
+        </w:rPr>
+        <w:t>class</w:t>
+      </w:r>
+      <w:r>
+        <w:rPr>
+          <w:rStyle w:val="8"/>
+          <w:rFonts w:ascii="SimSun" w:hAnsi="SimSun" w:eastAsia="SimSun" w:cs="SimSun"/>
+          <w:kern w:val="0"/>
+          <w:sz w:val="24"/>
+          <w:szCs w:val="24"/>
+          <w:highlight w:val="yellow"/>
+          <w:lang w:val="en-US" w:eastAsia="zh-CN" w:bidi="ar"/>
+        </w:rPr>
+        <w:t xml:space="preserve"> </w:t>
+      </w:r>
+      <w:r>
+        <w:rPr>
+          <w:rFonts w:ascii="SimSun" w:hAnsi="SimSun" w:eastAsia="SimSun" w:cs="SimSun"/>
+          <w:kern w:val="0"/>
+          <w:sz w:val="24"/>
+          <w:szCs w:val="24"/>
+          <w:highlight w:val="yellow"/>
+          <w:lang w:val="en-US" w:eastAsia="zh-CN" w:bidi="ar"/>
+        </w:rPr>
+        <w:t>InvalidAgeException</w:t>
+      </w:r>
+      <w:r>
+        <w:rPr>
+          <w:rStyle w:val="8"/>
+          <w:rFonts w:ascii="SimSun" w:hAnsi="SimSun" w:eastAsia="SimSun" w:cs="SimSun"/>
+          <w:kern w:val="0"/>
+          <w:sz w:val="24"/>
+          <w:szCs w:val="24"/>
+          <w:highlight w:val="yellow"/>
+          <w:lang w:val="en-US" w:eastAsia="zh-CN" w:bidi="ar"/>
+        </w:rPr>
+        <w:t xml:space="preserve"> </w:t>
+      </w:r>
+      <w:r>
+        <w:rPr>
+          <w:rFonts w:ascii="SimSun" w:hAnsi="SimSun" w:eastAsia="SimSun" w:cs="SimSun"/>
+          <w:kern w:val="0"/>
+          <w:sz w:val="24"/>
+          <w:szCs w:val="24"/>
+          <w:highlight w:val="yellow"/>
+          <w:lang w:val="en-US" w:eastAsia="zh-CN" w:bidi="ar"/>
+        </w:rPr>
+        <w:t>extends</w:t>
+      </w:r>
+      <w:r>
+        <w:rPr>
+          <w:rStyle w:val="8"/>
+          <w:rFonts w:ascii="SimSun" w:hAnsi="SimSun" w:eastAsia="SimSun" w:cs="SimSun"/>
+          <w:kern w:val="0"/>
+          <w:sz w:val="24"/>
+          <w:szCs w:val="24"/>
+          <w:highlight w:val="yellow"/>
+          <w:lang w:val="en-US" w:eastAsia="zh-CN" w:bidi="ar"/>
+        </w:rPr>
+        <w:t xml:space="preserve"> </w:t>
+      </w:r>
+      <w:r>
+        <w:rPr>
+          <w:rFonts w:ascii="SimSun" w:hAnsi="SimSun" w:eastAsia="SimSun" w:cs="SimSun"/>
+          <w:kern w:val="0"/>
+          <w:sz w:val="24"/>
+          <w:szCs w:val="24"/>
+          <w:highlight w:val="yellow"/>
+          <w:lang w:val="en-US" w:eastAsia="zh-CN" w:bidi="ar"/>
+        </w:rPr>
+        <w:t>Exception</w:t>
+      </w:r>
+      <w:r>
+        <w:rPr>
+          <w:rStyle w:val="8"/>
+          <w:rFonts w:ascii="SimSun" w:hAnsi="SimSun" w:eastAsia="SimSun" w:cs="SimSun"/>
+          <w:kern w:val="0"/>
+          <w:sz w:val="24"/>
+          <w:szCs w:val="24"/>
+          <w:highlight w:val="yellow"/>
+          <w:lang w:val="en-US" w:eastAsia="zh-CN" w:bidi="ar"/>
+        </w:rPr>
+        <w:t xml:space="preserve"> {</w:t>
+      </w:r>
+    </w:p>
+    <w:p>
+      <w:pPr>
+        <w:keepNext w:val="0"/>
+        <w:keepLines w:val="0"/>
+        <w:widowControl/>
+        <w:suppressLineNumbers w:val="0"/>
+        <w:bidi w:val="0"/>
+        <w:jc w:val="left"/>
+        <w:rPr>
+          <w:rStyle w:val="8"/>
+          <w:rFonts w:ascii="SimSun" w:hAnsi="SimSun" w:eastAsia="SimSun" w:cs="SimSun"/>
+          <w:kern w:val="0"/>
+          <w:sz w:val="24"/>
+          <w:szCs w:val="24"/>
+          <w:highlight w:val="yellow"/>
+          <w:lang w:val="en-US" w:eastAsia="zh-CN" w:bidi="ar"/>
+        </w:rPr>
+      </w:pPr>
+    </w:p>
+    <w:p>
+      <w:pPr>
+        <w:keepNext w:val="0"/>
+        <w:keepLines w:val="0"/>
+        <w:widowControl/>
+        <w:suppressLineNumbers w:val="0"/>
+        <w:bidi w:val="0"/>
+        <w:jc w:val="left"/>
+        <w:rPr>
+          <w:rStyle w:val="8"/>
+          <w:rFonts w:ascii="SimSun" w:hAnsi="SimSun" w:eastAsia="SimSun" w:cs="SimSun"/>
+          <w:kern w:val="0"/>
+          <w:sz w:val="24"/>
+          <w:szCs w:val="24"/>
+          <w:highlight w:val="yellow"/>
+          <w:lang w:val="en-US" w:eastAsia="zh-CN" w:bidi="ar"/>
+        </w:rPr>
+      </w:pPr>
+      <w:r>
+        <w:rPr>
+          <w:rStyle w:val="8"/>
+          <w:rFonts w:ascii="SimSun" w:hAnsi="SimSun" w:eastAsia="SimSun" w:cs="SimSun"/>
+          <w:kern w:val="0"/>
+          <w:sz w:val="24"/>
+          <w:szCs w:val="24"/>
+          <w:highlight w:val="yellow"/>
+          <w:lang w:val="en-US" w:eastAsia="zh-CN" w:bidi="ar"/>
+        </w:rPr>
+        <w:t xml:space="preserve">    InvalidAgeException(String message) {</w:t>
+      </w:r>
+    </w:p>
+    <w:p>
+      <w:pPr>
+        <w:keepNext w:val="0"/>
+        <w:keepLines w:val="0"/>
+        <w:widowControl/>
+        <w:suppressLineNumbers w:val="0"/>
+        <w:bidi w:val="0"/>
+        <w:jc w:val="left"/>
+        <w:rPr>
+          <w:rStyle w:val="8"/>
+          <w:rFonts w:ascii="SimSun" w:hAnsi="SimSun" w:eastAsia="SimSun" w:cs="SimSun"/>
+          <w:kern w:val="0"/>
+          <w:sz w:val="24"/>
+          <w:szCs w:val="24"/>
+          <w:highlight w:val="yellow"/>
+          <w:lang w:val="en-US" w:eastAsia="zh-CN" w:bidi="ar"/>
+        </w:rPr>
+      </w:pPr>
+      <w:r>
+        <w:rPr>
+          <w:rStyle w:val="8"/>
+          <w:rFonts w:ascii="SimSun" w:hAnsi="SimSun" w:eastAsia="SimSun" w:cs="SimSun"/>
+          <w:kern w:val="0"/>
+          <w:sz w:val="24"/>
+          <w:szCs w:val="24"/>
+          <w:highlight w:val="yellow"/>
+          <w:lang w:val="en-US" w:eastAsia="zh-CN" w:bidi="ar"/>
+        </w:rPr>
+        <w:t xml:space="preserve">        </w:t>
+      </w:r>
+      <w:r>
+        <w:rPr>
+          <w:rFonts w:ascii="SimSun" w:hAnsi="SimSun" w:eastAsia="SimSun" w:cs="SimSun"/>
+          <w:kern w:val="0"/>
+          <w:sz w:val="24"/>
+          <w:szCs w:val="24"/>
+          <w:highlight w:val="yellow"/>
+          <w:lang w:val="en-US" w:eastAsia="zh-CN" w:bidi="ar"/>
+        </w:rPr>
+        <w:t>super</w:t>
+      </w:r>
+      <w:r>
+        <w:rPr>
+          <w:rStyle w:val="8"/>
+          <w:rFonts w:ascii="SimSun" w:hAnsi="SimSun" w:eastAsia="SimSun" w:cs="SimSun"/>
+          <w:kern w:val="0"/>
+          <w:sz w:val="24"/>
+          <w:szCs w:val="24"/>
+          <w:highlight w:val="yellow"/>
+          <w:lang w:val="en-US" w:eastAsia="zh-CN" w:bidi="ar"/>
+        </w:rPr>
+        <w:t>(message);</w:t>
+      </w:r>
+    </w:p>
+    <w:p>
+      <w:pPr>
+        <w:keepNext w:val="0"/>
+        <w:keepLines w:val="0"/>
+        <w:widowControl/>
+        <w:suppressLineNumbers w:val="0"/>
+        <w:bidi w:val="0"/>
+        <w:jc w:val="left"/>
+        <w:rPr>
+          <w:rStyle w:val="8"/>
+          <w:rFonts w:ascii="SimSun" w:hAnsi="SimSun" w:eastAsia="SimSun" w:cs="SimSun"/>
+          <w:kern w:val="0"/>
+          <w:sz w:val="24"/>
+          <w:szCs w:val="24"/>
+          <w:highlight w:val="yellow"/>
+          <w:lang w:val="en-US" w:eastAsia="zh-CN" w:bidi="ar"/>
+        </w:rPr>
+      </w:pPr>
+      <w:r>
+        <w:rPr>
+          <w:rStyle w:val="8"/>
+          <w:rFonts w:ascii="SimSun" w:hAnsi="SimSun" w:eastAsia="SimSun" w:cs="SimSun"/>
+          <w:kern w:val="0"/>
+          <w:sz w:val="24"/>
+          <w:szCs w:val="24"/>
+          <w:highlight w:val="yellow"/>
+          <w:lang w:val="en-US" w:eastAsia="zh-CN" w:bidi="ar"/>
+        </w:rPr>
+        <w:t xml:space="preserve">    }</w:t>
+      </w:r>
+    </w:p>
+    <w:p>
+      <w:pPr>
+        <w:keepNext w:val="0"/>
+        <w:keepLines w:val="0"/>
+        <w:widowControl/>
+        <w:suppressLineNumbers w:val="0"/>
+        <w:bidi w:val="0"/>
+        <w:jc w:val="left"/>
+        <w:rPr>
+          <w:highlight w:val="yellow"/>
+        </w:rPr>
+      </w:pPr>
+      <w:r>
+        <w:rPr>
+          <w:rStyle w:val="8"/>
+          <w:rFonts w:ascii="SimSun" w:hAnsi="SimSun" w:eastAsia="SimSun" w:cs="SimSun"/>
+          <w:kern w:val="0"/>
+          <w:sz w:val="24"/>
+          <w:szCs w:val="24"/>
+          <w:highlight w:val="yellow"/>
+          <w:lang w:val="en-US" w:eastAsia="zh-CN" w:bidi="ar"/>
+        </w:rPr>
+        <w:t>}</w:t>
+      </w:r>
+    </w:p>
+    <w:p>
+      <w:pPr>
+        <w:pStyle w:val="4"/>
+        <w:keepNext w:val="0"/>
+        <w:keepLines w:val="0"/>
+        <w:widowControl/>
+        <w:suppressLineNumbers w:val="0"/>
+        <w:rPr>
+          <w:highlight w:val="yellow"/>
+        </w:rPr>
+      </w:pPr>
+      <w:r>
+        <w:rPr>
+          <w:highlight w:val="yellow"/>
+        </w:rPr>
+        <w:t>Using Custom Checked Exception</w:t>
+      </w:r>
+    </w:p>
+    <w:p>
+      <w:pPr>
+        <w:keepNext w:val="0"/>
+        <w:keepLines w:val="0"/>
+        <w:widowControl/>
+        <w:suppressLineNumbers w:val="0"/>
+        <w:bidi w:val="0"/>
+        <w:jc w:val="left"/>
+        <w:rPr>
+          <w:rStyle w:val="8"/>
+          <w:rFonts w:ascii="SimSun" w:hAnsi="SimSun" w:eastAsia="SimSun" w:cs="SimSun"/>
+          <w:kern w:val="0"/>
+          <w:sz w:val="24"/>
+          <w:szCs w:val="24"/>
+          <w:highlight w:val="yellow"/>
+          <w:lang w:val="en-US" w:eastAsia="zh-CN" w:bidi="ar"/>
+        </w:rPr>
+      </w:pPr>
+      <w:r>
+        <w:rPr>
+          <w:rFonts w:ascii="SimSun" w:hAnsi="SimSun" w:eastAsia="SimSun" w:cs="SimSun"/>
+          <w:kern w:val="0"/>
+          <w:sz w:val="24"/>
+          <w:szCs w:val="24"/>
+          <w:highlight w:val="yellow"/>
+          <w:lang w:val="en-US" w:eastAsia="zh-CN" w:bidi="ar"/>
+        </w:rPr>
+        <w:t>class</w:t>
+      </w:r>
+      <w:r>
+        <w:rPr>
+          <w:rStyle w:val="8"/>
+          <w:rFonts w:ascii="SimSun" w:hAnsi="SimSun" w:eastAsia="SimSun" w:cs="SimSun"/>
+          <w:kern w:val="0"/>
+          <w:sz w:val="24"/>
+          <w:szCs w:val="24"/>
+          <w:highlight w:val="yellow"/>
+          <w:lang w:val="en-US" w:eastAsia="zh-CN" w:bidi="ar"/>
+        </w:rPr>
+        <w:t xml:space="preserve"> </w:t>
+      </w:r>
+      <w:r>
+        <w:rPr>
+          <w:rFonts w:ascii="SimSun" w:hAnsi="SimSun" w:eastAsia="SimSun" w:cs="SimSun"/>
+          <w:kern w:val="0"/>
+          <w:sz w:val="24"/>
+          <w:szCs w:val="24"/>
+          <w:highlight w:val="yellow"/>
+          <w:lang w:val="en-US" w:eastAsia="zh-CN" w:bidi="ar"/>
+        </w:rPr>
+        <w:t>Test</w:t>
+      </w:r>
+      <w:r>
+        <w:rPr>
+          <w:rStyle w:val="8"/>
+          <w:rFonts w:ascii="SimSun" w:hAnsi="SimSun" w:eastAsia="SimSun" w:cs="SimSun"/>
+          <w:kern w:val="0"/>
+          <w:sz w:val="24"/>
+          <w:szCs w:val="24"/>
+          <w:highlight w:val="yellow"/>
+          <w:lang w:val="en-US" w:eastAsia="zh-CN" w:bidi="ar"/>
+        </w:rPr>
+        <w:t xml:space="preserve"> {</w:t>
+      </w:r>
+    </w:p>
+    <w:p>
+      <w:pPr>
+        <w:keepNext w:val="0"/>
+        <w:keepLines w:val="0"/>
+        <w:widowControl/>
+        <w:suppressLineNumbers w:val="0"/>
+        <w:bidi w:val="0"/>
+        <w:jc w:val="left"/>
+        <w:rPr>
+          <w:rStyle w:val="8"/>
+          <w:rFonts w:ascii="SimSun" w:hAnsi="SimSun" w:eastAsia="SimSun" w:cs="SimSun"/>
+          <w:kern w:val="0"/>
+          <w:sz w:val="24"/>
+          <w:szCs w:val="24"/>
+          <w:highlight w:val="yellow"/>
+          <w:lang w:val="en-US" w:eastAsia="zh-CN" w:bidi="ar"/>
+        </w:rPr>
+      </w:pPr>
+      <w:r>
+        <w:rPr>
+          <w:rStyle w:val="8"/>
+          <w:rFonts w:ascii="SimSun" w:hAnsi="SimSun" w:eastAsia="SimSun" w:cs="SimSun"/>
+          <w:kern w:val="0"/>
+          <w:sz w:val="24"/>
+          <w:szCs w:val="24"/>
+          <w:highlight w:val="yellow"/>
+          <w:lang w:val="en-US" w:eastAsia="zh-CN" w:bidi="ar"/>
+        </w:rPr>
+        <w:t xml:space="preserve">    </w:t>
+      </w:r>
+      <w:r>
+        <w:rPr>
+          <w:rFonts w:ascii="SimSun" w:hAnsi="SimSun" w:eastAsia="SimSun" w:cs="SimSun"/>
+          <w:kern w:val="0"/>
+          <w:sz w:val="24"/>
+          <w:szCs w:val="24"/>
+          <w:highlight w:val="yellow"/>
+          <w:lang w:val="en-US" w:eastAsia="zh-CN" w:bidi="ar"/>
+        </w:rPr>
+        <w:t>static</w:t>
+      </w:r>
+      <w:r>
+        <w:rPr>
+          <w:rStyle w:val="8"/>
+          <w:rFonts w:ascii="SimSun" w:hAnsi="SimSun" w:eastAsia="SimSun" w:cs="SimSun"/>
+          <w:kern w:val="0"/>
+          <w:sz w:val="24"/>
+          <w:szCs w:val="24"/>
+          <w:highlight w:val="yellow"/>
+          <w:lang w:val="en-US" w:eastAsia="zh-CN" w:bidi="ar"/>
+        </w:rPr>
+        <w:t xml:space="preserve"> </w:t>
+      </w:r>
+      <w:r>
+        <w:rPr>
+          <w:rFonts w:ascii="SimSun" w:hAnsi="SimSun" w:eastAsia="SimSun" w:cs="SimSun"/>
+          <w:kern w:val="0"/>
+          <w:sz w:val="24"/>
+          <w:szCs w:val="24"/>
+          <w:highlight w:val="yellow"/>
+          <w:lang w:val="en-US" w:eastAsia="zh-CN" w:bidi="ar"/>
+        </w:rPr>
+        <w:t>void</w:t>
+      </w:r>
+      <w:r>
+        <w:rPr>
+          <w:rStyle w:val="8"/>
+          <w:rFonts w:ascii="SimSun" w:hAnsi="SimSun" w:eastAsia="SimSun" w:cs="SimSun"/>
+          <w:kern w:val="0"/>
+          <w:sz w:val="24"/>
+          <w:szCs w:val="24"/>
+          <w:highlight w:val="yellow"/>
+          <w:lang w:val="en-US" w:eastAsia="zh-CN" w:bidi="ar"/>
+        </w:rPr>
+        <w:t xml:space="preserve"> </w:t>
+      </w:r>
+      <w:r>
+        <w:rPr>
+          <w:rFonts w:ascii="SimSun" w:hAnsi="SimSun" w:eastAsia="SimSun" w:cs="SimSun"/>
+          <w:kern w:val="0"/>
+          <w:sz w:val="24"/>
+          <w:szCs w:val="24"/>
+          <w:highlight w:val="yellow"/>
+          <w:lang w:val="en-US" w:eastAsia="zh-CN" w:bidi="ar"/>
+        </w:rPr>
+        <w:t>validateAge(int</w:t>
+      </w:r>
+      <w:r>
+        <w:rPr>
+          <w:rStyle w:val="8"/>
+          <w:rFonts w:ascii="SimSun" w:hAnsi="SimSun" w:eastAsia="SimSun" w:cs="SimSun"/>
+          <w:kern w:val="0"/>
+          <w:sz w:val="24"/>
+          <w:szCs w:val="24"/>
+          <w:highlight w:val="yellow"/>
+          <w:lang w:val="en-US" w:eastAsia="zh-CN" w:bidi="ar"/>
+        </w:rPr>
+        <w:t xml:space="preserve"> age) </w:t>
+      </w:r>
+      <w:r>
+        <w:rPr>
+          <w:rFonts w:ascii="SimSun" w:hAnsi="SimSun" w:eastAsia="SimSun" w:cs="SimSun"/>
+          <w:kern w:val="0"/>
+          <w:sz w:val="24"/>
+          <w:szCs w:val="24"/>
+          <w:highlight w:val="yellow"/>
+          <w:lang w:val="en-US" w:eastAsia="zh-CN" w:bidi="ar"/>
+        </w:rPr>
+        <w:t>throws</w:t>
+      </w:r>
+      <w:r>
+        <w:rPr>
+          <w:rStyle w:val="8"/>
+          <w:rFonts w:ascii="SimSun" w:hAnsi="SimSun" w:eastAsia="SimSun" w:cs="SimSun"/>
+          <w:kern w:val="0"/>
+          <w:sz w:val="24"/>
+          <w:szCs w:val="24"/>
+          <w:highlight w:val="yellow"/>
+          <w:lang w:val="en-US" w:eastAsia="zh-CN" w:bidi="ar"/>
+        </w:rPr>
+        <w:t xml:space="preserve"> InvalidAgeException {</w:t>
+      </w:r>
+    </w:p>
+    <w:p>
+      <w:pPr>
+        <w:keepNext w:val="0"/>
+        <w:keepLines w:val="0"/>
+        <w:widowControl/>
+        <w:suppressLineNumbers w:val="0"/>
+        <w:bidi w:val="0"/>
+        <w:jc w:val="left"/>
+        <w:rPr>
+          <w:rStyle w:val="8"/>
+          <w:rFonts w:ascii="SimSun" w:hAnsi="SimSun" w:eastAsia="SimSun" w:cs="SimSun"/>
+          <w:kern w:val="0"/>
+          <w:sz w:val="24"/>
+          <w:szCs w:val="24"/>
+          <w:highlight w:val="yellow"/>
+          <w:lang w:val="en-US" w:eastAsia="zh-CN" w:bidi="ar"/>
+        </w:rPr>
+      </w:pPr>
+      <w:r>
+        <w:rPr>
+          <w:rStyle w:val="8"/>
+          <w:rFonts w:ascii="SimSun" w:hAnsi="SimSun" w:eastAsia="SimSun" w:cs="SimSun"/>
+          <w:kern w:val="0"/>
+          <w:sz w:val="24"/>
+          <w:szCs w:val="24"/>
+          <w:highlight w:val="yellow"/>
+          <w:lang w:val="en-US" w:eastAsia="zh-CN" w:bidi="ar"/>
+        </w:rPr>
+        <w:t xml:space="preserve">        </w:t>
+      </w:r>
+      <w:r>
+        <w:rPr>
+          <w:rFonts w:ascii="SimSun" w:hAnsi="SimSun" w:eastAsia="SimSun" w:cs="SimSun"/>
+          <w:kern w:val="0"/>
+          <w:sz w:val="24"/>
+          <w:szCs w:val="24"/>
+          <w:highlight w:val="yellow"/>
+          <w:lang w:val="en-US" w:eastAsia="zh-CN" w:bidi="ar"/>
+        </w:rPr>
+        <w:t>if</w:t>
+      </w:r>
+      <w:r>
+        <w:rPr>
+          <w:rStyle w:val="8"/>
+          <w:rFonts w:ascii="SimSun" w:hAnsi="SimSun" w:eastAsia="SimSun" w:cs="SimSun"/>
+          <w:kern w:val="0"/>
+          <w:sz w:val="24"/>
+          <w:szCs w:val="24"/>
+          <w:highlight w:val="yellow"/>
+          <w:lang w:val="en-US" w:eastAsia="zh-CN" w:bidi="ar"/>
+        </w:rPr>
+        <w:t xml:space="preserve"> (age &lt; </w:t>
+      </w:r>
+      <w:r>
+        <w:rPr>
+          <w:rFonts w:ascii="SimSun" w:hAnsi="SimSun" w:eastAsia="SimSun" w:cs="SimSun"/>
+          <w:kern w:val="0"/>
+          <w:sz w:val="24"/>
+          <w:szCs w:val="24"/>
+          <w:highlight w:val="yellow"/>
+          <w:lang w:val="en-US" w:eastAsia="zh-CN" w:bidi="ar"/>
+        </w:rPr>
+        <w:t>18</w:t>
+      </w:r>
+      <w:r>
+        <w:rPr>
+          <w:rStyle w:val="8"/>
+          <w:rFonts w:ascii="SimSun" w:hAnsi="SimSun" w:eastAsia="SimSun" w:cs="SimSun"/>
+          <w:kern w:val="0"/>
+          <w:sz w:val="24"/>
+          <w:szCs w:val="24"/>
+          <w:highlight w:val="yellow"/>
+          <w:lang w:val="en-US" w:eastAsia="zh-CN" w:bidi="ar"/>
+        </w:rPr>
+        <w:t>)</w:t>
+      </w:r>
+    </w:p>
+    <w:p>
+      <w:pPr>
+        <w:keepNext w:val="0"/>
+        <w:keepLines w:val="0"/>
+        <w:widowControl/>
+        <w:suppressLineNumbers w:val="0"/>
+        <w:bidi w:val="0"/>
+        <w:jc w:val="left"/>
+        <w:rPr>
+          <w:rStyle w:val="8"/>
+          <w:rFonts w:ascii="SimSun" w:hAnsi="SimSun" w:eastAsia="SimSun" w:cs="SimSun"/>
+          <w:kern w:val="0"/>
+          <w:sz w:val="24"/>
+          <w:szCs w:val="24"/>
+          <w:highlight w:val="yellow"/>
+          <w:lang w:val="en-US" w:eastAsia="zh-CN" w:bidi="ar"/>
+        </w:rPr>
+      </w:pPr>
+      <w:r>
+        <w:rPr>
+          <w:rStyle w:val="8"/>
+          <w:rFonts w:ascii="SimSun" w:hAnsi="SimSun" w:eastAsia="SimSun" w:cs="SimSun"/>
+          <w:kern w:val="0"/>
+          <w:sz w:val="24"/>
+          <w:szCs w:val="24"/>
+          <w:highlight w:val="yellow"/>
+          <w:lang w:val="en-US" w:eastAsia="zh-CN" w:bidi="ar"/>
+        </w:rPr>
+        <w:t xml:space="preserve">            </w:t>
+      </w:r>
+      <w:r>
+        <w:rPr>
+          <w:rFonts w:ascii="SimSun" w:hAnsi="SimSun" w:eastAsia="SimSun" w:cs="SimSun"/>
+          <w:kern w:val="0"/>
+          <w:sz w:val="24"/>
+          <w:szCs w:val="24"/>
+          <w:highlight w:val="yellow"/>
+          <w:lang w:val="en-US" w:eastAsia="zh-CN" w:bidi="ar"/>
+        </w:rPr>
+        <w:t>throw</w:t>
+      </w:r>
+      <w:r>
+        <w:rPr>
+          <w:rStyle w:val="8"/>
+          <w:rFonts w:ascii="SimSun" w:hAnsi="SimSun" w:eastAsia="SimSun" w:cs="SimSun"/>
+          <w:kern w:val="0"/>
+          <w:sz w:val="24"/>
+          <w:szCs w:val="24"/>
+          <w:highlight w:val="yellow"/>
+          <w:lang w:val="en-US" w:eastAsia="zh-CN" w:bidi="ar"/>
+        </w:rPr>
+        <w:t xml:space="preserve"> </w:t>
+      </w:r>
+      <w:r>
+        <w:rPr>
+          <w:rFonts w:ascii="SimSun" w:hAnsi="SimSun" w:eastAsia="SimSun" w:cs="SimSun"/>
+          <w:kern w:val="0"/>
+          <w:sz w:val="24"/>
+          <w:szCs w:val="24"/>
+          <w:highlight w:val="yellow"/>
+          <w:lang w:val="en-US" w:eastAsia="zh-CN" w:bidi="ar"/>
+        </w:rPr>
+        <w:t>new</w:t>
+      </w:r>
+      <w:r>
+        <w:rPr>
+          <w:rStyle w:val="8"/>
+          <w:rFonts w:ascii="SimSun" w:hAnsi="SimSun" w:eastAsia="SimSun" w:cs="SimSun"/>
+          <w:kern w:val="0"/>
+          <w:sz w:val="24"/>
+          <w:szCs w:val="24"/>
+          <w:highlight w:val="yellow"/>
+          <w:lang w:val="en-US" w:eastAsia="zh-CN" w:bidi="ar"/>
+        </w:rPr>
+        <w:t xml:space="preserve"> </w:t>
+      </w:r>
+      <w:r>
+        <w:rPr>
+          <w:rFonts w:ascii="SimSun" w:hAnsi="SimSun" w:eastAsia="SimSun" w:cs="SimSun"/>
+          <w:kern w:val="0"/>
+          <w:sz w:val="24"/>
+          <w:szCs w:val="24"/>
+          <w:highlight w:val="yellow"/>
+          <w:lang w:val="en-US" w:eastAsia="zh-CN" w:bidi="ar"/>
+        </w:rPr>
+        <w:t>InvalidAgeException</w:t>
+      </w:r>
+      <w:r>
+        <w:rPr>
+          <w:rStyle w:val="8"/>
+          <w:rFonts w:ascii="SimSun" w:hAnsi="SimSun" w:eastAsia="SimSun" w:cs="SimSun"/>
+          <w:kern w:val="0"/>
+          <w:sz w:val="24"/>
+          <w:szCs w:val="24"/>
+          <w:highlight w:val="yellow"/>
+          <w:lang w:val="en-US" w:eastAsia="zh-CN" w:bidi="ar"/>
+        </w:rPr>
+        <w:t>(</w:t>
+      </w:r>
+      <w:r>
+        <w:rPr>
+          <w:rFonts w:ascii="SimSun" w:hAnsi="SimSun" w:eastAsia="SimSun" w:cs="SimSun"/>
+          <w:kern w:val="0"/>
+          <w:sz w:val="24"/>
+          <w:szCs w:val="24"/>
+          <w:highlight w:val="yellow"/>
+          <w:lang w:val="en-US" w:eastAsia="zh-CN" w:bidi="ar"/>
+        </w:rPr>
+        <w:t>"Age must be 18 or above"</w:t>
+      </w:r>
+      <w:r>
+        <w:rPr>
+          <w:rStyle w:val="8"/>
+          <w:rFonts w:ascii="SimSun" w:hAnsi="SimSun" w:eastAsia="SimSun" w:cs="SimSun"/>
+          <w:kern w:val="0"/>
+          <w:sz w:val="24"/>
+          <w:szCs w:val="24"/>
+          <w:highlight w:val="yellow"/>
+          <w:lang w:val="en-US" w:eastAsia="zh-CN" w:bidi="ar"/>
+        </w:rPr>
+        <w:t>);</w:t>
+      </w:r>
+    </w:p>
+    <w:p>
+      <w:pPr>
+        <w:keepNext w:val="0"/>
+        <w:keepLines w:val="0"/>
+        <w:widowControl/>
+        <w:suppressLineNumbers w:val="0"/>
+        <w:bidi w:val="0"/>
+        <w:jc w:val="left"/>
+        <w:rPr>
+          <w:rStyle w:val="8"/>
+          <w:rFonts w:ascii="SimSun" w:hAnsi="SimSun" w:eastAsia="SimSun" w:cs="SimSun"/>
+          <w:kern w:val="0"/>
+          <w:sz w:val="24"/>
+          <w:szCs w:val="24"/>
+          <w:highlight w:val="yellow"/>
+          <w:lang w:val="en-US" w:eastAsia="zh-CN" w:bidi="ar"/>
+        </w:rPr>
+      </w:pPr>
+      <w:r>
+        <w:rPr>
+          <w:rStyle w:val="8"/>
+          <w:rFonts w:ascii="SimSun" w:hAnsi="SimSun" w:eastAsia="SimSun" w:cs="SimSun"/>
+          <w:kern w:val="0"/>
+          <w:sz w:val="24"/>
+          <w:szCs w:val="24"/>
+          <w:highlight w:val="yellow"/>
+          <w:lang w:val="en-US" w:eastAsia="zh-CN" w:bidi="ar"/>
+        </w:rPr>
+        <w:t xml:space="preserve">    }</w:t>
+      </w:r>
+    </w:p>
+    <w:p>
+      <w:pPr>
+        <w:keepNext w:val="0"/>
+        <w:keepLines w:val="0"/>
+        <w:widowControl/>
+        <w:suppressLineNumbers w:val="0"/>
+        <w:bidi w:val="0"/>
+        <w:jc w:val="left"/>
+        <w:rPr>
+          <w:rStyle w:val="8"/>
+          <w:rFonts w:ascii="SimSun" w:hAnsi="SimSun" w:eastAsia="SimSun" w:cs="SimSun"/>
+          <w:kern w:val="0"/>
+          <w:sz w:val="24"/>
+          <w:szCs w:val="24"/>
+          <w:highlight w:val="yellow"/>
+          <w:lang w:val="en-US" w:eastAsia="zh-CN" w:bidi="ar"/>
+        </w:rPr>
+      </w:pPr>
+    </w:p>
+    <w:p>
+      <w:pPr>
+        <w:keepNext w:val="0"/>
+        <w:keepLines w:val="0"/>
+        <w:widowControl/>
+        <w:suppressLineNumbers w:val="0"/>
+        <w:bidi w:val="0"/>
+        <w:jc w:val="left"/>
+        <w:rPr>
+          <w:rStyle w:val="8"/>
+          <w:rFonts w:ascii="SimSun" w:hAnsi="SimSun" w:eastAsia="SimSun" w:cs="SimSun"/>
+          <w:kern w:val="0"/>
+          <w:sz w:val="24"/>
+          <w:szCs w:val="24"/>
+          <w:highlight w:val="yellow"/>
+          <w:lang w:val="en-US" w:eastAsia="zh-CN" w:bidi="ar"/>
+        </w:rPr>
+      </w:pPr>
+      <w:r>
+        <w:rPr>
+          <w:rStyle w:val="8"/>
+          <w:rFonts w:ascii="SimSun" w:hAnsi="SimSun" w:eastAsia="SimSun" w:cs="SimSun"/>
+          <w:kern w:val="0"/>
+          <w:sz w:val="24"/>
+          <w:szCs w:val="24"/>
+          <w:highlight w:val="yellow"/>
+          <w:lang w:val="en-US" w:eastAsia="zh-CN" w:bidi="ar"/>
+        </w:rPr>
+        <w:t xml:space="preserve">    </w:t>
+      </w:r>
+      <w:r>
+        <w:rPr>
+          <w:rFonts w:ascii="SimSun" w:hAnsi="SimSun" w:eastAsia="SimSun" w:cs="SimSun"/>
+          <w:kern w:val="0"/>
+          <w:sz w:val="24"/>
+          <w:szCs w:val="24"/>
+          <w:highlight w:val="yellow"/>
+          <w:lang w:val="en-US" w:eastAsia="zh-CN" w:bidi="ar"/>
+        </w:rPr>
+        <w:t>public</w:t>
+      </w:r>
+      <w:r>
+        <w:rPr>
+          <w:rStyle w:val="8"/>
+          <w:rFonts w:ascii="SimSun" w:hAnsi="SimSun" w:eastAsia="SimSun" w:cs="SimSun"/>
+          <w:kern w:val="0"/>
+          <w:sz w:val="24"/>
+          <w:szCs w:val="24"/>
+          <w:highlight w:val="yellow"/>
+          <w:lang w:val="en-US" w:eastAsia="zh-CN" w:bidi="ar"/>
+        </w:rPr>
+        <w:t xml:space="preserve"> </w:t>
+      </w:r>
+      <w:r>
+        <w:rPr>
+          <w:rFonts w:ascii="SimSun" w:hAnsi="SimSun" w:eastAsia="SimSun" w:cs="SimSun"/>
+          <w:kern w:val="0"/>
+          <w:sz w:val="24"/>
+          <w:szCs w:val="24"/>
+          <w:highlight w:val="yellow"/>
+          <w:lang w:val="en-US" w:eastAsia="zh-CN" w:bidi="ar"/>
+        </w:rPr>
+        <w:t>static</w:t>
+      </w:r>
+      <w:r>
+        <w:rPr>
+          <w:rStyle w:val="8"/>
+          <w:rFonts w:ascii="SimSun" w:hAnsi="SimSun" w:eastAsia="SimSun" w:cs="SimSun"/>
+          <w:kern w:val="0"/>
+          <w:sz w:val="24"/>
+          <w:szCs w:val="24"/>
+          <w:highlight w:val="yellow"/>
+          <w:lang w:val="en-US" w:eastAsia="zh-CN" w:bidi="ar"/>
+        </w:rPr>
+        <w:t xml:space="preserve"> </w:t>
+      </w:r>
+      <w:r>
+        <w:rPr>
+          <w:rFonts w:ascii="SimSun" w:hAnsi="SimSun" w:eastAsia="SimSun" w:cs="SimSun"/>
+          <w:kern w:val="0"/>
+          <w:sz w:val="24"/>
+          <w:szCs w:val="24"/>
+          <w:highlight w:val="yellow"/>
+          <w:lang w:val="en-US" w:eastAsia="zh-CN" w:bidi="ar"/>
+        </w:rPr>
+        <w:t>void</w:t>
+      </w:r>
+      <w:r>
+        <w:rPr>
+          <w:rStyle w:val="8"/>
+          <w:rFonts w:ascii="SimSun" w:hAnsi="SimSun" w:eastAsia="SimSun" w:cs="SimSun"/>
+          <w:kern w:val="0"/>
+          <w:sz w:val="24"/>
+          <w:szCs w:val="24"/>
+          <w:highlight w:val="yellow"/>
+          <w:lang w:val="en-US" w:eastAsia="zh-CN" w:bidi="ar"/>
+        </w:rPr>
+        <w:t xml:space="preserve"> </w:t>
+      </w:r>
+      <w:r>
+        <w:rPr>
+          <w:rFonts w:ascii="SimSun" w:hAnsi="SimSun" w:eastAsia="SimSun" w:cs="SimSun"/>
+          <w:kern w:val="0"/>
+          <w:sz w:val="24"/>
+          <w:szCs w:val="24"/>
+          <w:highlight w:val="yellow"/>
+          <w:lang w:val="en-US" w:eastAsia="zh-CN" w:bidi="ar"/>
+        </w:rPr>
+        <w:t>main(String[] args)</w:t>
+      </w:r>
+      <w:r>
+        <w:rPr>
+          <w:rStyle w:val="8"/>
+          <w:rFonts w:ascii="SimSun" w:hAnsi="SimSun" w:eastAsia="SimSun" w:cs="SimSun"/>
+          <w:kern w:val="0"/>
+          <w:sz w:val="24"/>
+          <w:szCs w:val="24"/>
+          <w:highlight w:val="yellow"/>
+          <w:lang w:val="en-US" w:eastAsia="zh-CN" w:bidi="ar"/>
+        </w:rPr>
+        <w:t xml:space="preserve"> {</w:t>
+      </w:r>
+    </w:p>
+    <w:p>
+      <w:pPr>
+        <w:keepNext w:val="0"/>
+        <w:keepLines w:val="0"/>
+        <w:widowControl/>
+        <w:suppressLineNumbers w:val="0"/>
+        <w:bidi w:val="0"/>
+        <w:jc w:val="left"/>
+        <w:rPr>
+          <w:rStyle w:val="8"/>
+          <w:rFonts w:ascii="SimSun" w:hAnsi="SimSun" w:eastAsia="SimSun" w:cs="SimSun"/>
+          <w:kern w:val="0"/>
+          <w:sz w:val="24"/>
+          <w:szCs w:val="24"/>
+          <w:highlight w:val="yellow"/>
+          <w:lang w:val="en-US" w:eastAsia="zh-CN" w:bidi="ar"/>
+        </w:rPr>
+      </w:pPr>
+      <w:r>
+        <w:rPr>
+          <w:rStyle w:val="8"/>
+          <w:rFonts w:ascii="SimSun" w:hAnsi="SimSun" w:eastAsia="SimSun" w:cs="SimSun"/>
+          <w:kern w:val="0"/>
+          <w:sz w:val="24"/>
+          <w:szCs w:val="24"/>
+          <w:highlight w:val="yellow"/>
+          <w:lang w:val="en-US" w:eastAsia="zh-CN" w:bidi="ar"/>
+        </w:rPr>
+        <w:t xml:space="preserve">        </w:t>
+      </w:r>
+      <w:r>
+        <w:rPr>
+          <w:rFonts w:ascii="SimSun" w:hAnsi="SimSun" w:eastAsia="SimSun" w:cs="SimSun"/>
+          <w:kern w:val="0"/>
+          <w:sz w:val="24"/>
+          <w:szCs w:val="24"/>
+          <w:highlight w:val="yellow"/>
+          <w:lang w:val="en-US" w:eastAsia="zh-CN" w:bidi="ar"/>
+        </w:rPr>
+        <w:t>try</w:t>
+      </w:r>
+      <w:r>
+        <w:rPr>
+          <w:rStyle w:val="8"/>
+          <w:rFonts w:ascii="SimSun" w:hAnsi="SimSun" w:eastAsia="SimSun" w:cs="SimSun"/>
+          <w:kern w:val="0"/>
+          <w:sz w:val="24"/>
+          <w:szCs w:val="24"/>
+          <w:highlight w:val="yellow"/>
+          <w:lang w:val="en-US" w:eastAsia="zh-CN" w:bidi="ar"/>
+        </w:rPr>
+        <w:t xml:space="preserve"> {</w:t>
+      </w:r>
+    </w:p>
+    <w:p>
+      <w:pPr>
+        <w:keepNext w:val="0"/>
+        <w:keepLines w:val="0"/>
+        <w:widowControl/>
+        <w:suppressLineNumbers w:val="0"/>
+        <w:bidi w:val="0"/>
+        <w:jc w:val="left"/>
+        <w:rPr>
+          <w:rStyle w:val="8"/>
+          <w:rFonts w:ascii="SimSun" w:hAnsi="SimSun" w:eastAsia="SimSun" w:cs="SimSun"/>
+          <w:kern w:val="0"/>
+          <w:sz w:val="24"/>
+          <w:szCs w:val="24"/>
+          <w:highlight w:val="yellow"/>
+          <w:lang w:val="en-US" w:eastAsia="zh-CN" w:bidi="ar"/>
+        </w:rPr>
+      </w:pPr>
+      <w:r>
+        <w:rPr>
+          <w:rStyle w:val="8"/>
+          <w:rFonts w:ascii="SimSun" w:hAnsi="SimSun" w:eastAsia="SimSun" w:cs="SimSun"/>
+          <w:kern w:val="0"/>
+          <w:sz w:val="24"/>
+          <w:szCs w:val="24"/>
+          <w:highlight w:val="yellow"/>
+          <w:lang w:val="en-US" w:eastAsia="zh-CN" w:bidi="ar"/>
+        </w:rPr>
+        <w:t xml:space="preserve">            validateAge(</w:t>
+      </w:r>
+      <w:r>
+        <w:rPr>
+          <w:rFonts w:ascii="SimSun" w:hAnsi="SimSun" w:eastAsia="SimSun" w:cs="SimSun"/>
+          <w:kern w:val="0"/>
+          <w:sz w:val="24"/>
+          <w:szCs w:val="24"/>
+          <w:highlight w:val="yellow"/>
+          <w:lang w:val="en-US" w:eastAsia="zh-CN" w:bidi="ar"/>
+        </w:rPr>
+        <w:t>15</w:t>
+      </w:r>
+      <w:r>
+        <w:rPr>
+          <w:rStyle w:val="8"/>
+          <w:rFonts w:ascii="SimSun" w:hAnsi="SimSun" w:eastAsia="SimSun" w:cs="SimSun"/>
+          <w:kern w:val="0"/>
+          <w:sz w:val="24"/>
+          <w:szCs w:val="24"/>
+          <w:highlight w:val="yellow"/>
+          <w:lang w:val="en-US" w:eastAsia="zh-CN" w:bidi="ar"/>
+        </w:rPr>
+        <w:t>);</w:t>
+      </w:r>
+    </w:p>
+    <w:p>
+      <w:pPr>
+        <w:keepNext w:val="0"/>
+        <w:keepLines w:val="0"/>
+        <w:widowControl/>
+        <w:suppressLineNumbers w:val="0"/>
+        <w:bidi w:val="0"/>
+        <w:jc w:val="left"/>
+        <w:rPr>
+          <w:rStyle w:val="8"/>
+          <w:rFonts w:ascii="SimSun" w:hAnsi="SimSun" w:eastAsia="SimSun" w:cs="SimSun"/>
+          <w:kern w:val="0"/>
+          <w:sz w:val="24"/>
+          <w:szCs w:val="24"/>
+          <w:highlight w:val="yellow"/>
+          <w:lang w:val="en-US" w:eastAsia="zh-CN" w:bidi="ar"/>
+        </w:rPr>
+      </w:pPr>
+      <w:r>
+        <w:rPr>
+          <w:rStyle w:val="8"/>
+          <w:rFonts w:ascii="SimSun" w:hAnsi="SimSun" w:eastAsia="SimSun" w:cs="SimSun"/>
+          <w:kern w:val="0"/>
+          <w:sz w:val="24"/>
+          <w:szCs w:val="24"/>
+          <w:highlight w:val="yellow"/>
+          <w:lang w:val="en-US" w:eastAsia="zh-CN" w:bidi="ar"/>
+        </w:rPr>
+        <w:t xml:space="preserve">        } </w:t>
+      </w:r>
+      <w:r>
+        <w:rPr>
+          <w:rFonts w:ascii="SimSun" w:hAnsi="SimSun" w:eastAsia="SimSun" w:cs="SimSun"/>
+          <w:kern w:val="0"/>
+          <w:sz w:val="24"/>
+          <w:szCs w:val="24"/>
+          <w:highlight w:val="yellow"/>
+          <w:lang w:val="en-US" w:eastAsia="zh-CN" w:bidi="ar"/>
+        </w:rPr>
+        <w:t>catch</w:t>
+      </w:r>
+      <w:r>
+        <w:rPr>
+          <w:rStyle w:val="8"/>
+          <w:rFonts w:ascii="SimSun" w:hAnsi="SimSun" w:eastAsia="SimSun" w:cs="SimSun"/>
+          <w:kern w:val="0"/>
+          <w:sz w:val="24"/>
+          <w:szCs w:val="24"/>
+          <w:highlight w:val="yellow"/>
+          <w:lang w:val="en-US" w:eastAsia="zh-CN" w:bidi="ar"/>
+        </w:rPr>
+        <w:t xml:space="preserve"> (InvalidAgeException e) {</w:t>
+      </w:r>
+    </w:p>
+    <w:p>
+      <w:pPr>
+        <w:keepNext w:val="0"/>
+        <w:keepLines w:val="0"/>
+        <w:widowControl/>
+        <w:suppressLineNumbers w:val="0"/>
+        <w:bidi w:val="0"/>
+        <w:jc w:val="left"/>
+        <w:rPr>
+          <w:rStyle w:val="8"/>
+          <w:rFonts w:ascii="SimSun" w:hAnsi="SimSun" w:eastAsia="SimSun" w:cs="SimSun"/>
+          <w:kern w:val="0"/>
+          <w:sz w:val="24"/>
+          <w:szCs w:val="24"/>
+          <w:highlight w:val="yellow"/>
+          <w:lang w:val="en-US" w:eastAsia="zh-CN" w:bidi="ar"/>
+        </w:rPr>
+      </w:pPr>
+      <w:r>
+        <w:rPr>
+          <w:rStyle w:val="8"/>
+          <w:rFonts w:ascii="SimSun" w:hAnsi="SimSun" w:eastAsia="SimSun" w:cs="SimSun"/>
+          <w:kern w:val="0"/>
+          <w:sz w:val="24"/>
+          <w:szCs w:val="24"/>
+          <w:highlight w:val="yellow"/>
+          <w:lang w:val="en-US" w:eastAsia="zh-CN" w:bidi="ar"/>
+        </w:rPr>
+        <w:t xml:space="preserve">            System.out.println(e.getMessage());</w:t>
+      </w:r>
+    </w:p>
+    <w:p>
+      <w:pPr>
+        <w:keepNext w:val="0"/>
+        <w:keepLines w:val="0"/>
+        <w:widowControl/>
+        <w:suppressLineNumbers w:val="0"/>
+        <w:bidi w:val="0"/>
+        <w:jc w:val="left"/>
+        <w:rPr>
+          <w:rStyle w:val="8"/>
+          <w:rFonts w:ascii="SimSun" w:hAnsi="SimSun" w:eastAsia="SimSun" w:cs="SimSun"/>
+          <w:kern w:val="0"/>
+          <w:sz w:val="24"/>
+          <w:szCs w:val="24"/>
+          <w:highlight w:val="yellow"/>
+          <w:lang w:val="en-US" w:eastAsia="zh-CN" w:bidi="ar"/>
+        </w:rPr>
+      </w:pPr>
+      <w:r>
+        <w:rPr>
+          <w:rStyle w:val="8"/>
+          <w:rFonts w:ascii="SimSun" w:hAnsi="SimSun" w:eastAsia="SimSun" w:cs="SimSun"/>
+          <w:kern w:val="0"/>
+          <w:sz w:val="24"/>
+          <w:szCs w:val="24"/>
+          <w:highlight w:val="yellow"/>
+          <w:lang w:val="en-US" w:eastAsia="zh-CN" w:bidi="ar"/>
+        </w:rPr>
+        <w:t xml:space="preserve">        }</w:t>
+      </w:r>
+    </w:p>
+    <w:p>
+      <w:pPr>
+        <w:keepNext w:val="0"/>
+        <w:keepLines w:val="0"/>
+        <w:widowControl/>
+        <w:suppressLineNumbers w:val="0"/>
+        <w:bidi w:val="0"/>
+        <w:jc w:val="left"/>
+        <w:rPr>
+          <w:rStyle w:val="8"/>
+          <w:rFonts w:ascii="SimSun" w:hAnsi="SimSun" w:eastAsia="SimSun" w:cs="SimSun"/>
+          <w:kern w:val="0"/>
+          <w:sz w:val="24"/>
+          <w:szCs w:val="24"/>
+          <w:highlight w:val="yellow"/>
+          <w:lang w:val="en-US" w:eastAsia="zh-CN" w:bidi="ar"/>
+        </w:rPr>
+      </w:pPr>
+      <w:r>
+        <w:rPr>
+          <w:rStyle w:val="8"/>
+          <w:rFonts w:ascii="SimSun" w:hAnsi="SimSun" w:eastAsia="SimSun" w:cs="SimSun"/>
+          <w:kern w:val="0"/>
+          <w:sz w:val="24"/>
+          <w:szCs w:val="24"/>
+          <w:highlight w:val="yellow"/>
+          <w:lang w:val="en-US" w:eastAsia="zh-CN" w:bidi="ar"/>
+        </w:rPr>
+        <w:t xml:space="preserve">    }</w:t>
+      </w:r>
+    </w:p>
+    <w:p>
+      <w:pPr>
+        <w:keepNext w:val="0"/>
+        <w:keepLines w:val="0"/>
+        <w:widowControl/>
+        <w:suppressLineNumbers w:val="0"/>
+        <w:bidi w:val="0"/>
+        <w:jc w:val="left"/>
+        <w:rPr>
+          <w:highlight w:val="yellow"/>
+        </w:rPr>
+      </w:pPr>
+      <w:r>
+        <w:rPr>
+          <w:rStyle w:val="8"/>
+          <w:rFonts w:ascii="SimSun" w:hAnsi="SimSun" w:eastAsia="SimSun" w:cs="SimSun"/>
+          <w:kern w:val="0"/>
+          <w:sz w:val="24"/>
+          <w:szCs w:val="24"/>
+          <w:highlight w:val="yellow"/>
+          <w:lang w:val="en-US" w:eastAsia="zh-CN" w:bidi="ar"/>
+        </w:rPr>
+        <w:t>}</w:t>
       </w:r>
     </w:p>
     <w:p>
@@ -10201,84 +11597,13 @@
         <w:suppressLineNumbers w:val="0"/>
       </w:pPr>
       <w:r>
-        <w:t xml:space="preserve">Built-in exceptions are </w:t>
+        <w:t xml:space="preserve">Compiler forces handling → </w:t>
       </w:r>
       <w:r>
         <w:rPr>
           <w:rStyle w:val="12"/>
         </w:rPr>
-        <w:t>generic</w:t>
-      </w:r>
-      <w:r>
-        <w:t>:</w:t>
-      </w:r>
-    </w:p>
-    <w:p>
-      <w:pPr>
-        <w:pStyle w:val="11"/>
-        <w:keepNext w:val="0"/>
-        <w:keepLines w:val="0"/>
-        <w:widowControl/>
-        <w:suppressLineNumbers w:val="0"/>
-        <w:ind w:left="720"/>
-      </w:pPr>
-      <w:r>
-        <w:rPr>
-          <w:rStyle w:val="8"/>
-        </w:rPr>
-        <w:t>NullPointerException</w:t>
-      </w:r>
-    </w:p>
-    <w:p>
-      <w:pPr>
-        <w:pStyle w:val="11"/>
-        <w:keepNext w:val="0"/>
-        <w:keepLines w:val="0"/>
-        <w:widowControl/>
-        <w:suppressLineNumbers w:val="0"/>
-        <w:ind w:left="720"/>
-      </w:pPr>
-      <w:r>
-        <w:rPr>
-          <w:rStyle w:val="8"/>
-        </w:rPr>
-        <w:t>IllegalArgumentException</w:t>
-      </w:r>
-    </w:p>
-    <w:p>
-      <w:pPr>
-        <w:pStyle w:val="11"/>
-        <w:keepNext w:val="0"/>
-        <w:keepLines w:val="0"/>
-        <w:widowControl/>
-        <w:suppressLineNumbers w:val="0"/>
-      </w:pPr>
-      <w:r>
-        <w:t>Custom exceptions make code:</w:t>
-      </w:r>
-      <w:r>
-        <w:br w:type="textWrapping"/>
-      </w:r>
-      <w:r>
-        <w:t>✔ More readable</w:t>
-      </w:r>
-      <w:r>
-        <w:br w:type="textWrapping"/>
-      </w:r>
-      <w:r>
-        <w:t>✔ More meaningful</w:t>
-      </w:r>
-      <w:r>
-        <w:br w:type="textWrapping"/>
-      </w:r>
-      <w:r>
-        <w:t>✔ Easier to debug</w:t>
-      </w:r>
-      <w:r>
-        <w:br w:type="textWrapping"/>
-      </w:r>
-      <w:r>
-        <w:t>✔ Domain-specific</w:t>
+        <w:t>checked</w:t>
       </w:r>
     </w:p>
     <w:p>
@@ -10319,7 +11644,7 @@
           <w:b/>
           <w:bCs/>
         </w:rPr>
-        <w:t>Checked</w:t>
+        <w:t>Unchecked</w:t>
       </w:r>
       <w:r>
         <w:t xml:space="preserve"> Exception</w:t>
@@ -10334,7 +11659,7 @@
         <w:suppressLineNumbers w:val="0"/>
       </w:pPr>
       <w:r>
-        <w:t>What is a Checked Exception?</w:t>
+        <w:t>What is an Unchecked Exception?</w:t>
       </w:r>
     </w:p>
     <w:p>
@@ -10353,7 +11678,7 @@
         <w:rPr>
           <w:rStyle w:val="12"/>
         </w:rPr>
-        <w:t>compile time</w:t>
+        <w:t>runtime</w:t>
       </w:r>
     </w:p>
     <w:p>
@@ -10366,22 +11691,7 @@
         <w:ind w:left="720"/>
       </w:pPr>
       <w:r>
-        <w:t xml:space="preserve">Must be </w:t>
-      </w:r>
-      <w:r>
-        <w:rPr>
-          <w:rStyle w:val="12"/>
-        </w:rPr>
-        <w:t>handled</w:t>
-      </w:r>
-      <w:r>
-        <w:t xml:space="preserve"> or </w:t>
-      </w:r>
-      <w:r>
-        <w:rPr>
-          <w:rStyle w:val="12"/>
-        </w:rPr>
-        <w:t>declared</w:t>
+        <w:t>NOT mandatory to handle</w:t>
       </w:r>
     </w:p>
     <w:p>
@@ -10400,7 +11710,7 @@
         <w:rPr>
           <w:rStyle w:val="8"/>
         </w:rPr>
-        <w:t>Exception</w:t>
+        <w:t>RuntimeException</w:t>
       </w:r>
     </w:p>
     <w:p>
@@ -10433,7 +11743,7 @@
         <w:suppressLineNumbers w:val="0"/>
       </w:pPr>
       <w:r>
-        <w:t>Example: Custom Checked Exception</w:t>
+        <w:t>Example: Custom Unchecked Exception</w:t>
       </w:r>
     </w:p>
     <w:p>
@@ -10486,7 +11796,7 @@
           <w:highlight w:val="yellow"/>
           <w:lang w:val="en-US" w:eastAsia="zh-CN" w:bidi="ar"/>
         </w:rPr>
-        <w:t>InvalidAgeException</w:t>
+        <w:t>InvalidAgeRuntimeException</w:t>
       </w:r>
       <w:r>
         <w:rPr>
@@ -10532,7 +11842,7 @@
           <w:highlight w:val="yellow"/>
           <w:lang w:val="en-US" w:eastAsia="zh-CN" w:bidi="ar"/>
         </w:rPr>
-        <w:t>Exception</w:t>
+        <w:t>RuntimeException</w:t>
       </w:r>
       <w:r>
         <w:rPr>
@@ -10594,7 +11904,7 @@
           <w:highlight w:val="yellow"/>
           <w:lang w:val="en-US" w:eastAsia="zh-CN" w:bidi="ar"/>
         </w:rPr>
-        <w:t xml:space="preserve">    InvalidAgeException(String message) {</w:t>
+        <w:t xml:space="preserve">    InvalidAgeRuntimeException(String message) {</w:t>
       </w:r>
     </w:p>
     <w:p>
@@ -10722,7 +12032,7 @@
         <w:rPr>
           <w:highlight w:val="yellow"/>
         </w:rPr>
-        <w:t>Using Custom Checked Exception</w:t>
+        <w:t>Using Custom Unchecked Exception</w:t>
       </w:r>
     </w:p>
     <w:p>
@@ -10887,30 +12197,7 @@
           <w:highlight w:val="yellow"/>
           <w:lang w:val="en-US" w:eastAsia="zh-CN" w:bidi="ar"/>
         </w:rPr>
-        <w:t xml:space="preserve"> age) </w:t>
-      </w:r>
-      <w:r>
-        <w:rPr>
-          <w:rFonts w:ascii="SimSun" w:hAnsi="SimSun" w:eastAsia="SimSun" w:cs="SimSun"/>
-          <w:kern w:val="0"/>
-          <w:sz w:val="24"/>
-          <w:szCs w:val="24"/>
-          <w:highlight w:val="yellow"/>
-          <w:lang w:val="en-US" w:eastAsia="zh-CN" w:bidi="ar"/>
-        </w:rPr>
-        <w:t>throws</w:t>
-      </w:r>
-      <w:r>
-        <w:rPr>
-          <w:rStyle w:val="8"/>
-          <w:rFonts w:ascii="SimSun" w:hAnsi="SimSun" w:eastAsia="SimSun" w:cs="SimSun"/>
-          <w:kern w:val="0"/>
-          <w:sz w:val="24"/>
-          <w:szCs w:val="24"/>
-          <w:highlight w:val="yellow"/>
-          <w:lang w:val="en-US" w:eastAsia="zh-CN" w:bidi="ar"/>
-        </w:rPr>
-        <w:t xml:space="preserve"> InvalidAgeException {</w:t>
+        <w:t xml:space="preserve"> age) {</w:t>
       </w:r>
     </w:p>
     <w:p>
@@ -11075,7 +12362,7 @@
           <w:highlight w:val="yellow"/>
           <w:lang w:val="en-US" w:eastAsia="zh-CN" w:bidi="ar"/>
         </w:rPr>
-        <w:t>InvalidAgeException</w:t>
+        <w:t>InvalidAgeRuntimeException</w:t>
       </w:r>
       <w:r>
         <w:rPr>
@@ -11314,30 +12601,41 @@
           <w:highlight w:val="yellow"/>
           <w:lang w:val="en-US" w:eastAsia="zh-CN" w:bidi="ar"/>
         </w:rPr>
-        <w:t xml:space="preserve">        </w:t>
-      </w:r>
-      <w:r>
-        <w:rPr>
-          <w:rFonts w:ascii="SimSun" w:hAnsi="SimSun" w:eastAsia="SimSun" w:cs="SimSun"/>
-          <w:kern w:val="0"/>
-          <w:sz w:val="24"/>
-          <w:szCs w:val="24"/>
-          <w:highlight w:val="yellow"/>
-          <w:lang w:val="en-US" w:eastAsia="zh-CN" w:bidi="ar"/>
-        </w:rPr>
-        <w:t>try</w:t>
-      </w:r>
-      <w:r>
-        <w:rPr>
-          <w:rStyle w:val="8"/>
-          <w:rFonts w:ascii="SimSun" w:hAnsi="SimSun" w:eastAsia="SimSun" w:cs="SimSun"/>
-          <w:kern w:val="0"/>
-          <w:sz w:val="24"/>
-          <w:szCs w:val="24"/>
-          <w:highlight w:val="yellow"/>
-          <w:lang w:val="en-US" w:eastAsia="zh-CN" w:bidi="ar"/>
-        </w:rPr>
-        <w:t xml:space="preserve"> {</w:t>
+        <w:t xml:space="preserve">        validateAge(</w:t>
+      </w:r>
+      <w:r>
+        <w:rPr>
+          <w:rFonts w:ascii="SimSun" w:hAnsi="SimSun" w:eastAsia="SimSun" w:cs="SimSun"/>
+          <w:kern w:val="0"/>
+          <w:sz w:val="24"/>
+          <w:szCs w:val="24"/>
+          <w:highlight w:val="yellow"/>
+          <w:lang w:val="en-US" w:eastAsia="zh-CN" w:bidi="ar"/>
+        </w:rPr>
+        <w:t>15</w:t>
+      </w:r>
+      <w:r>
+        <w:rPr>
+          <w:rStyle w:val="8"/>
+          <w:rFonts w:ascii="SimSun" w:hAnsi="SimSun" w:eastAsia="SimSun" w:cs="SimSun"/>
+          <w:kern w:val="0"/>
+          <w:sz w:val="24"/>
+          <w:szCs w:val="24"/>
+          <w:highlight w:val="yellow"/>
+          <w:lang w:val="en-US" w:eastAsia="zh-CN" w:bidi="ar"/>
+        </w:rPr>
+        <w:t xml:space="preserve">); </w:t>
+      </w:r>
+      <w:r>
+        <w:rPr>
+          <w:rFonts w:ascii="SimSun" w:hAnsi="SimSun" w:eastAsia="SimSun" w:cs="SimSun"/>
+          <w:kern w:val="0"/>
+          <w:sz w:val="24"/>
+          <w:szCs w:val="24"/>
+          <w:highlight w:val="yellow"/>
+          <w:lang w:val="en-US" w:eastAsia="zh-CN" w:bidi="ar"/>
+        </w:rPr>
+        <w:t>// runtime exception</w:t>
       </w:r>
     </w:p>
     <w:p>
@@ -11368,30 +12666,7 @@
           <w:highlight w:val="yellow"/>
           <w:lang w:val="en-US" w:eastAsia="zh-CN" w:bidi="ar"/>
         </w:rPr>
-        <w:t xml:space="preserve">            validateAge(</w:t>
-      </w:r>
-      <w:r>
-        <w:rPr>
-          <w:rFonts w:ascii="SimSun" w:hAnsi="SimSun" w:eastAsia="SimSun" w:cs="SimSun"/>
-          <w:kern w:val="0"/>
-          <w:sz w:val="24"/>
-          <w:szCs w:val="24"/>
-          <w:highlight w:val="yellow"/>
-          <w:lang w:val="en-US" w:eastAsia="zh-CN" w:bidi="ar"/>
-        </w:rPr>
-        <w:t>15</w:t>
-      </w:r>
-      <w:r>
-        <w:rPr>
-          <w:rStyle w:val="8"/>
-          <w:rFonts w:ascii="SimSun" w:hAnsi="SimSun" w:eastAsia="SimSun" w:cs="SimSun"/>
-          <w:kern w:val="0"/>
-          <w:sz w:val="24"/>
-          <w:szCs w:val="24"/>
-          <w:highlight w:val="yellow"/>
-          <w:lang w:val="en-US" w:eastAsia="zh-CN" w:bidi="ar"/>
-        </w:rPr>
-        <w:t>);</w:t>
+        <w:t xml:space="preserve">    }</w:t>
       </w:r>
     </w:p>
     <w:p>
@@ -11403,153 +12678,6 @@
         <w:bidi w:val="0"/>
         <w:jc w:val="left"/>
         <w:rPr>
-          <w:rStyle w:val="8"/>
-          <w:rFonts w:ascii="SimSun" w:hAnsi="SimSun" w:eastAsia="SimSun" w:cs="SimSun"/>
-          <w:kern w:val="0"/>
-          <w:sz w:val="24"/>
-          <w:szCs w:val="24"/>
-          <w:highlight w:val="yellow"/>
-          <w:lang w:val="en-US" w:eastAsia="zh-CN" w:bidi="ar"/>
-        </w:rPr>
-      </w:pPr>
-      <w:r>
-        <w:rPr>
-          <w:rStyle w:val="8"/>
-          <w:rFonts w:ascii="SimSun" w:hAnsi="SimSun" w:eastAsia="SimSun" w:cs="SimSun"/>
-          <w:kern w:val="0"/>
-          <w:sz w:val="24"/>
-          <w:szCs w:val="24"/>
-          <w:highlight w:val="yellow"/>
-          <w:lang w:val="en-US" w:eastAsia="zh-CN" w:bidi="ar"/>
-        </w:rPr>
-        <w:t xml:space="preserve">        } </w:t>
-      </w:r>
-      <w:r>
-        <w:rPr>
-          <w:rFonts w:ascii="SimSun" w:hAnsi="SimSun" w:eastAsia="SimSun" w:cs="SimSun"/>
-          <w:kern w:val="0"/>
-          <w:sz w:val="24"/>
-          <w:szCs w:val="24"/>
-          <w:highlight w:val="yellow"/>
-          <w:lang w:val="en-US" w:eastAsia="zh-CN" w:bidi="ar"/>
-        </w:rPr>
-        <w:t>catch</w:t>
-      </w:r>
-      <w:r>
-        <w:rPr>
-          <w:rStyle w:val="8"/>
-          <w:rFonts w:ascii="SimSun" w:hAnsi="SimSun" w:eastAsia="SimSun" w:cs="SimSun"/>
-          <w:kern w:val="0"/>
-          <w:sz w:val="24"/>
-          <w:szCs w:val="24"/>
-          <w:highlight w:val="yellow"/>
-          <w:lang w:val="en-US" w:eastAsia="zh-CN" w:bidi="ar"/>
-        </w:rPr>
-        <w:t xml:space="preserve"> (InvalidAgeException e) {</w:t>
-      </w:r>
-    </w:p>
-    <w:p>
-      <w:pPr>
-        <w:keepNext w:val="0"/>
-        <w:keepLines w:val="0"/>
-        <w:widowControl/>
-        <w:suppressLineNumbers w:val="0"/>
-        <w:bidi w:val="0"/>
-        <w:jc w:val="left"/>
-        <w:rPr>
-          <w:rStyle w:val="8"/>
-          <w:rFonts w:ascii="SimSun" w:hAnsi="SimSun" w:eastAsia="SimSun" w:cs="SimSun"/>
-          <w:kern w:val="0"/>
-          <w:sz w:val="24"/>
-          <w:szCs w:val="24"/>
-          <w:highlight w:val="yellow"/>
-          <w:lang w:val="en-US" w:eastAsia="zh-CN" w:bidi="ar"/>
-        </w:rPr>
-      </w:pPr>
-      <w:r>
-        <w:rPr>
-          <w:rStyle w:val="8"/>
-          <w:rFonts w:ascii="SimSun" w:hAnsi="SimSun" w:eastAsia="SimSun" w:cs="SimSun"/>
-          <w:kern w:val="0"/>
-          <w:sz w:val="24"/>
-          <w:szCs w:val="24"/>
-          <w:highlight w:val="yellow"/>
-          <w:lang w:val="en-US" w:eastAsia="zh-CN" w:bidi="ar"/>
-        </w:rPr>
-        <w:t xml:space="preserve">            System.out.println(e.getMessage());</w:t>
-      </w:r>
-    </w:p>
-    <w:p>
-      <w:pPr>
-        <w:keepNext w:val="0"/>
-        <w:keepLines w:val="0"/>
-        <w:widowControl/>
-        <w:suppressLineNumbers w:val="0"/>
-        <w:bidi w:val="0"/>
-        <w:jc w:val="left"/>
-        <w:rPr>
-          <w:rStyle w:val="8"/>
-          <w:rFonts w:ascii="SimSun" w:hAnsi="SimSun" w:eastAsia="SimSun" w:cs="SimSun"/>
-          <w:kern w:val="0"/>
-          <w:sz w:val="24"/>
-          <w:szCs w:val="24"/>
-          <w:highlight w:val="yellow"/>
-          <w:lang w:val="en-US" w:eastAsia="zh-CN" w:bidi="ar"/>
-        </w:rPr>
-      </w:pPr>
-      <w:r>
-        <w:rPr>
-          <w:rStyle w:val="8"/>
-          <w:rFonts w:ascii="SimSun" w:hAnsi="SimSun" w:eastAsia="SimSun" w:cs="SimSun"/>
-          <w:kern w:val="0"/>
-          <w:sz w:val="24"/>
-          <w:szCs w:val="24"/>
-          <w:highlight w:val="yellow"/>
-          <w:lang w:val="en-US" w:eastAsia="zh-CN" w:bidi="ar"/>
-        </w:rPr>
-        <w:t xml:space="preserve">        }</w:t>
-      </w:r>
-    </w:p>
-    <w:p>
-      <w:pPr>
-        <w:keepNext w:val="0"/>
-        <w:keepLines w:val="0"/>
-        <w:widowControl/>
-        <w:suppressLineNumbers w:val="0"/>
-        <w:bidi w:val="0"/>
-        <w:jc w:val="left"/>
-        <w:rPr>
-          <w:rStyle w:val="8"/>
-          <w:rFonts w:ascii="SimSun" w:hAnsi="SimSun" w:eastAsia="SimSun" w:cs="SimSun"/>
-          <w:kern w:val="0"/>
-          <w:sz w:val="24"/>
-          <w:szCs w:val="24"/>
-          <w:highlight w:val="yellow"/>
-          <w:lang w:val="en-US" w:eastAsia="zh-CN" w:bidi="ar"/>
-        </w:rPr>
-      </w:pPr>
-      <w:r>
-        <w:rPr>
-          <w:rStyle w:val="8"/>
-          <w:rFonts w:ascii="SimSun" w:hAnsi="SimSun" w:eastAsia="SimSun" w:cs="SimSun"/>
-          <w:kern w:val="0"/>
-          <w:sz w:val="24"/>
-          <w:szCs w:val="24"/>
-          <w:highlight w:val="yellow"/>
-          <w:lang w:val="en-US" w:eastAsia="zh-CN" w:bidi="ar"/>
-        </w:rPr>
-        <w:t xml:space="preserve">    }</w:t>
-      </w:r>
-    </w:p>
-    <w:p>
-      <w:pPr>
-        <w:keepNext w:val="0"/>
-        <w:keepLines w:val="0"/>
-        <w:widowControl/>
-        <w:suppressLineNumbers w:val="0"/>
-        <w:bidi w:val="0"/>
-        <w:jc w:val="left"/>
-        <w:rPr>
           <w:highlight w:val="yellow"/>
         </w:rPr>
       </w:pPr>
@@ -11575,13 +12703,22 @@
         <w:suppressLineNumbers w:val="0"/>
       </w:pPr>
       <w:r>
-        <w:t xml:space="preserve">Compiler forces handling → </w:t>
+        <w:t xml:space="preserve">No </w:t>
+      </w:r>
+      <w:r>
+        <w:rPr>
+          <w:rStyle w:val="8"/>
+        </w:rPr>
+        <w:t>throws</w:t>
+      </w:r>
+      <w:r>
+        <w:t xml:space="preserve"> required → </w:t>
       </w:r>
       <w:r>
         <w:rPr>
           <w:rStyle w:val="12"/>
         </w:rPr>
-        <w:t>checked</w:t>
+        <w:t>unchecked</w:t>
       </w:r>
     </w:p>
     <w:p>
@@ -11594,1121 +12731,6 @@
       <w:r>
         <w:pict>
           <v:rect id="_x0000_i1038" o:spt="1" style="height:1.5pt;width:432pt;" fillcolor="#A0A0A0" filled="t" stroked="f" coordsize="21600,21600" o:hr="t" o:hrstd="t" o:hralign="center">
-            <v:path/>
-            <v:fill on="t" focussize="0,0"/>
-            <v:stroke on="f"/>
-            <v:imagedata o:title=""/>
-            <o:lock v:ext="edit"/>
-            <w10:wrap type="none"/>
-            <w10:anchorlock/>
-          </v:rect>
-        </w:pict>
-      </w:r>
-    </w:p>
-    <w:p>
-      <w:pPr>
-        <w:pStyle w:val="3"/>
-        <w:keepNext w:val="0"/>
-        <w:keepLines w:val="0"/>
-        <w:widowControl/>
-        <w:suppressLineNumbers w:val="0"/>
-      </w:pPr>
-      <w:r>
-        <w:t xml:space="preserve">Custom </w:t>
-      </w:r>
-      <w:r>
-        <w:rPr>
-          <w:rStyle w:val="12"/>
-          <w:b/>
-          <w:bCs/>
-        </w:rPr>
-        <w:t>Unchecked</w:t>
-      </w:r>
-      <w:r>
-        <w:t xml:space="preserve"> Exception</w:t>
-      </w:r>
-    </w:p>
-    <w:p>
-      <w:pPr>
-        <w:pStyle w:val="4"/>
-        <w:keepNext w:val="0"/>
-        <w:keepLines w:val="0"/>
-        <w:widowControl/>
-        <w:suppressLineNumbers w:val="0"/>
-      </w:pPr>
-      <w:r>
-        <w:t>What is an Unchecked Exception?</w:t>
-      </w:r>
-    </w:p>
-    <w:p>
-      <w:pPr>
-        <w:pStyle w:val="11"/>
-        <w:keepNext w:val="0"/>
-        <w:keepLines w:val="0"/>
-        <w:widowControl/>
-        <w:suppressLineNumbers w:val="0"/>
-        <w:ind w:left="720"/>
-      </w:pPr>
-      <w:r>
-        <w:t xml:space="preserve">Checked at </w:t>
-      </w:r>
-      <w:r>
-        <w:rPr>
-          <w:rStyle w:val="12"/>
-        </w:rPr>
-        <w:t>runtime</w:t>
-      </w:r>
-    </w:p>
-    <w:p>
-      <w:pPr>
-        <w:pStyle w:val="11"/>
-        <w:keepNext w:val="0"/>
-        <w:keepLines w:val="0"/>
-        <w:widowControl/>
-        <w:suppressLineNumbers w:val="0"/>
-        <w:ind w:left="720"/>
-      </w:pPr>
-      <w:r>
-        <w:t>NOT mandatory to handle</w:t>
-      </w:r>
-    </w:p>
-    <w:p>
-      <w:pPr>
-        <w:pStyle w:val="11"/>
-        <w:keepNext w:val="0"/>
-        <w:keepLines w:val="0"/>
-        <w:widowControl/>
-        <w:suppressLineNumbers w:val="0"/>
-        <w:ind w:left="720"/>
-      </w:pPr>
-      <w:r>
-        <w:t xml:space="preserve">Extend </w:t>
-      </w:r>
-      <w:r>
-        <w:rPr>
-          <w:rStyle w:val="8"/>
-        </w:rPr>
-        <w:t>RuntimeException</w:t>
-      </w:r>
-    </w:p>
-    <w:p>
-      <w:pPr>
-        <w:keepNext w:val="0"/>
-        <w:keepLines w:val="0"/>
-        <w:widowControl/>
-        <w:suppressLineNumbers w:val="0"/>
-      </w:pPr>
-      <w:r>
-        <w:pict>
-          <v:rect id="_x0000_i1039" o:spt="1" style="height:1.5pt;width:432pt;" fillcolor="#A0A0A0" filled="t" stroked="f" coordsize="21600,21600" o:hr="t" o:hrstd="t" o:hralign="center">
-            <v:path/>
-            <v:fill on="t" focussize="0,0"/>
-            <v:stroke on="f"/>
-            <v:imagedata o:title=""/>
-            <o:lock v:ext="edit"/>
-            <w10:wrap type="none"/>
-            <w10:anchorlock/>
-          </v:rect>
-        </w:pict>
-      </w:r>
-    </w:p>
-    <w:p>
-      <w:pPr>
-        <w:pStyle w:val="4"/>
-        <w:keepNext w:val="0"/>
-        <w:keepLines w:val="0"/>
-        <w:widowControl/>
-        <w:suppressLineNumbers w:val="0"/>
-      </w:pPr>
-      <w:r>
-        <w:t>Example: Custom Unchecked Exception</w:t>
-      </w:r>
-    </w:p>
-    <w:p>
-      <w:pPr>
-        <w:keepNext w:val="0"/>
-        <w:keepLines w:val="0"/>
-        <w:widowControl/>
-        <w:suppressLineNumbers w:val="0"/>
-        <w:bidi w:val="0"/>
-        <w:jc w:val="left"/>
-        <w:rPr>
-          <w:rStyle w:val="8"/>
-          <w:rFonts w:ascii="SimSun" w:hAnsi="SimSun" w:eastAsia="SimSun" w:cs="SimSun"/>
-          <w:kern w:val="0"/>
-          <w:sz w:val="24"/>
-          <w:szCs w:val="24"/>
-          <w:highlight w:val="yellow"/>
-          <w:lang w:val="en-US" w:eastAsia="zh-CN" w:bidi="ar"/>
-        </w:rPr>
-      </w:pPr>
-      <w:r>
-        <w:rPr>
-          <w:rFonts w:ascii="SimSun" w:hAnsi="SimSun" w:eastAsia="SimSun" w:cs="SimSun"/>
-          <w:kern w:val="0"/>
-          <w:sz w:val="24"/>
-          <w:szCs w:val="24"/>
-          <w:highlight w:val="yellow"/>
-          <w:lang w:val="en-US" w:eastAsia="zh-CN" w:bidi="ar"/>
-        </w:rPr>
-        <w:t>class</w:t>
-      </w:r>
-      <w:r>
-        <w:rPr>
-          <w:rStyle w:val="8"/>
-          <w:rFonts w:ascii="SimSun" w:hAnsi="SimSun" w:eastAsia="SimSun" w:cs="SimSun"/>
-          <w:kern w:val="0"/>
-          <w:sz w:val="24"/>
-          <w:szCs w:val="24"/>
-          <w:highlight w:val="yellow"/>
-          <w:lang w:val="en-US" w:eastAsia="zh-CN" w:bidi="ar"/>
-        </w:rPr>
-        <w:t xml:space="preserve"> </w:t>
-      </w:r>
-      <w:r>
-        <w:rPr>
-          <w:rFonts w:ascii="SimSun" w:hAnsi="SimSun" w:eastAsia="SimSun" w:cs="SimSun"/>
-          <w:kern w:val="0"/>
-          <w:sz w:val="24"/>
-          <w:szCs w:val="24"/>
-          <w:highlight w:val="yellow"/>
-          <w:lang w:val="en-US" w:eastAsia="zh-CN" w:bidi="ar"/>
-        </w:rPr>
-        <w:t>InvalidAgeRuntimeException</w:t>
-      </w:r>
-      <w:r>
-        <w:rPr>
-          <w:rStyle w:val="8"/>
-          <w:rFonts w:ascii="SimSun" w:hAnsi="SimSun" w:eastAsia="SimSun" w:cs="SimSun"/>
-          <w:kern w:val="0"/>
-          <w:sz w:val="24"/>
-          <w:szCs w:val="24"/>
-          <w:highlight w:val="yellow"/>
-          <w:lang w:val="en-US" w:eastAsia="zh-CN" w:bidi="ar"/>
-        </w:rPr>
-        <w:t xml:space="preserve"> </w:t>
-      </w:r>
-      <w:r>
-        <w:rPr>
-          <w:rFonts w:ascii="SimSun" w:hAnsi="SimSun" w:eastAsia="SimSun" w:cs="SimSun"/>
-          <w:kern w:val="0"/>
-          <w:sz w:val="24"/>
-          <w:szCs w:val="24"/>
-          <w:highlight w:val="yellow"/>
-          <w:lang w:val="en-US" w:eastAsia="zh-CN" w:bidi="ar"/>
-        </w:rPr>
-        <w:t>extends</w:t>
-      </w:r>
-      <w:r>
-        <w:rPr>
-          <w:rStyle w:val="8"/>
-          <w:rFonts w:ascii="SimSun" w:hAnsi="SimSun" w:eastAsia="SimSun" w:cs="SimSun"/>
-          <w:kern w:val="0"/>
-          <w:sz w:val="24"/>
-          <w:szCs w:val="24"/>
-          <w:highlight w:val="yellow"/>
-          <w:lang w:val="en-US" w:eastAsia="zh-CN" w:bidi="ar"/>
-        </w:rPr>
-        <w:t xml:space="preserve"> </w:t>
-      </w:r>
-      <w:r>
-        <w:rPr>
-          <w:rFonts w:ascii="SimSun" w:hAnsi="SimSun" w:eastAsia="SimSun" w:cs="SimSun"/>
-          <w:kern w:val="0"/>
-          <w:sz w:val="24"/>
-          <w:szCs w:val="24"/>
-          <w:highlight w:val="yellow"/>
-          <w:lang w:val="en-US" w:eastAsia="zh-CN" w:bidi="ar"/>
-        </w:rPr>
-        <w:t>RuntimeException</w:t>
-      </w:r>
-      <w:r>
-        <w:rPr>
-          <w:rStyle w:val="8"/>
-          <w:rFonts w:ascii="SimSun" w:hAnsi="SimSun" w:eastAsia="SimSun" w:cs="SimSun"/>
-          <w:kern w:val="0"/>
-          <w:sz w:val="24"/>
-          <w:szCs w:val="24"/>
-          <w:highlight w:val="yellow"/>
-          <w:lang w:val="en-US" w:eastAsia="zh-CN" w:bidi="ar"/>
-        </w:rPr>
-        <w:t xml:space="preserve"> {</w:t>
-      </w:r>
-    </w:p>
-    <w:p>
-      <w:pPr>
-        <w:keepNext w:val="0"/>
-        <w:keepLines w:val="0"/>
-        <w:widowControl/>
-        <w:suppressLineNumbers w:val="0"/>
-        <w:bidi w:val="0"/>
-        <w:jc w:val="left"/>
-        <w:rPr>
-          <w:rStyle w:val="8"/>
-          <w:rFonts w:ascii="SimSun" w:hAnsi="SimSun" w:eastAsia="SimSun" w:cs="SimSun"/>
-          <w:kern w:val="0"/>
-          <w:sz w:val="24"/>
-          <w:szCs w:val="24"/>
-          <w:highlight w:val="yellow"/>
-          <w:lang w:val="en-US" w:eastAsia="zh-CN" w:bidi="ar"/>
-        </w:rPr>
-      </w:pPr>
-    </w:p>
-    <w:p>
-      <w:pPr>
-        <w:keepNext w:val="0"/>
-        <w:keepLines w:val="0"/>
-        <w:widowControl/>
-        <w:suppressLineNumbers w:val="0"/>
-        <w:bidi w:val="0"/>
-        <w:jc w:val="left"/>
-        <w:rPr>
-          <w:rStyle w:val="8"/>
-          <w:rFonts w:ascii="SimSun" w:hAnsi="SimSun" w:eastAsia="SimSun" w:cs="SimSun"/>
-          <w:kern w:val="0"/>
-          <w:sz w:val="24"/>
-          <w:szCs w:val="24"/>
-          <w:highlight w:val="yellow"/>
-          <w:lang w:val="en-US" w:eastAsia="zh-CN" w:bidi="ar"/>
-        </w:rPr>
-      </w:pPr>
-      <w:r>
-        <w:rPr>
-          <w:rStyle w:val="8"/>
-          <w:rFonts w:ascii="SimSun" w:hAnsi="SimSun" w:eastAsia="SimSun" w:cs="SimSun"/>
-          <w:kern w:val="0"/>
-          <w:sz w:val="24"/>
-          <w:szCs w:val="24"/>
-          <w:highlight w:val="yellow"/>
-          <w:lang w:val="en-US" w:eastAsia="zh-CN" w:bidi="ar"/>
-        </w:rPr>
-        <w:t xml:space="preserve">    InvalidAgeRuntimeException(String message) {</w:t>
-      </w:r>
-    </w:p>
-    <w:p>
-      <w:pPr>
-        <w:keepNext w:val="0"/>
-        <w:keepLines w:val="0"/>
-        <w:widowControl/>
-        <w:suppressLineNumbers w:val="0"/>
-        <w:bidi w:val="0"/>
-        <w:jc w:val="left"/>
-        <w:rPr>
-          <w:rStyle w:val="8"/>
-          <w:rFonts w:ascii="SimSun" w:hAnsi="SimSun" w:eastAsia="SimSun" w:cs="SimSun"/>
-          <w:kern w:val="0"/>
-          <w:sz w:val="24"/>
-          <w:szCs w:val="24"/>
-          <w:highlight w:val="yellow"/>
-          <w:lang w:val="en-US" w:eastAsia="zh-CN" w:bidi="ar"/>
-        </w:rPr>
-      </w:pPr>
-      <w:r>
-        <w:rPr>
-          <w:rStyle w:val="8"/>
-          <w:rFonts w:ascii="SimSun" w:hAnsi="SimSun" w:eastAsia="SimSun" w:cs="SimSun"/>
-          <w:kern w:val="0"/>
-          <w:sz w:val="24"/>
-          <w:szCs w:val="24"/>
-          <w:highlight w:val="yellow"/>
-          <w:lang w:val="en-US" w:eastAsia="zh-CN" w:bidi="ar"/>
-        </w:rPr>
-        <w:t xml:space="preserve">        </w:t>
-      </w:r>
-      <w:r>
-        <w:rPr>
-          <w:rFonts w:ascii="SimSun" w:hAnsi="SimSun" w:eastAsia="SimSun" w:cs="SimSun"/>
-          <w:kern w:val="0"/>
-          <w:sz w:val="24"/>
-          <w:szCs w:val="24"/>
-          <w:highlight w:val="yellow"/>
-          <w:lang w:val="en-US" w:eastAsia="zh-CN" w:bidi="ar"/>
-        </w:rPr>
-        <w:t>super</w:t>
-      </w:r>
-      <w:r>
-        <w:rPr>
-          <w:rStyle w:val="8"/>
-          <w:rFonts w:ascii="SimSun" w:hAnsi="SimSun" w:eastAsia="SimSun" w:cs="SimSun"/>
-          <w:kern w:val="0"/>
-          <w:sz w:val="24"/>
-          <w:szCs w:val="24"/>
-          <w:highlight w:val="yellow"/>
-          <w:lang w:val="en-US" w:eastAsia="zh-CN" w:bidi="ar"/>
-        </w:rPr>
-        <w:t>(message);</w:t>
-      </w:r>
-    </w:p>
-    <w:p>
-      <w:pPr>
-        <w:keepNext w:val="0"/>
-        <w:keepLines w:val="0"/>
-        <w:widowControl/>
-        <w:suppressLineNumbers w:val="0"/>
-        <w:bidi w:val="0"/>
-        <w:jc w:val="left"/>
-        <w:rPr>
-          <w:rStyle w:val="8"/>
-          <w:rFonts w:ascii="SimSun" w:hAnsi="SimSun" w:eastAsia="SimSun" w:cs="SimSun"/>
-          <w:kern w:val="0"/>
-          <w:sz w:val="24"/>
-          <w:szCs w:val="24"/>
-          <w:highlight w:val="yellow"/>
-          <w:lang w:val="en-US" w:eastAsia="zh-CN" w:bidi="ar"/>
-        </w:rPr>
-      </w:pPr>
-      <w:r>
-        <w:rPr>
-          <w:rStyle w:val="8"/>
-          <w:rFonts w:ascii="SimSun" w:hAnsi="SimSun" w:eastAsia="SimSun" w:cs="SimSun"/>
-          <w:kern w:val="0"/>
-          <w:sz w:val="24"/>
-          <w:szCs w:val="24"/>
-          <w:highlight w:val="yellow"/>
-          <w:lang w:val="en-US" w:eastAsia="zh-CN" w:bidi="ar"/>
-        </w:rPr>
-        <w:t xml:space="preserve">    }</w:t>
-      </w:r>
-    </w:p>
-    <w:p>
-      <w:pPr>
-        <w:keepNext w:val="0"/>
-        <w:keepLines w:val="0"/>
-        <w:widowControl/>
-        <w:suppressLineNumbers w:val="0"/>
-        <w:bidi w:val="0"/>
-        <w:jc w:val="left"/>
-        <w:rPr>
-          <w:highlight w:val="yellow"/>
-        </w:rPr>
-      </w:pPr>
-      <w:r>
-        <w:rPr>
-          <w:rStyle w:val="8"/>
-          <w:rFonts w:ascii="SimSun" w:hAnsi="SimSun" w:eastAsia="SimSun" w:cs="SimSun"/>
-          <w:kern w:val="0"/>
-          <w:sz w:val="24"/>
-          <w:szCs w:val="24"/>
-          <w:highlight w:val="yellow"/>
-          <w:lang w:val="en-US" w:eastAsia="zh-CN" w:bidi="ar"/>
-        </w:rPr>
-        <w:t>}</w:t>
-      </w:r>
-    </w:p>
-    <w:p>
-      <w:pPr>
-        <w:pStyle w:val="4"/>
-        <w:keepNext w:val="0"/>
-        <w:keepLines w:val="0"/>
-        <w:widowControl/>
-        <w:suppressLineNumbers w:val="0"/>
-        <w:rPr>
-          <w:highlight w:val="yellow"/>
-        </w:rPr>
-      </w:pPr>
-      <w:r>
-        <w:rPr>
-          <w:highlight w:val="yellow"/>
-        </w:rPr>
-        <w:t>Using Custom Unchecked Exception</w:t>
-      </w:r>
-    </w:p>
-    <w:p>
-      <w:pPr>
-        <w:keepNext w:val="0"/>
-        <w:keepLines w:val="0"/>
-        <w:widowControl/>
-        <w:suppressLineNumbers w:val="0"/>
-        <w:bidi w:val="0"/>
-        <w:jc w:val="left"/>
-        <w:rPr>
-          <w:rStyle w:val="8"/>
-          <w:rFonts w:ascii="SimSun" w:hAnsi="SimSun" w:eastAsia="SimSun" w:cs="SimSun"/>
-          <w:kern w:val="0"/>
-          <w:sz w:val="24"/>
-          <w:szCs w:val="24"/>
-          <w:highlight w:val="yellow"/>
-          <w:lang w:val="en-US" w:eastAsia="zh-CN" w:bidi="ar"/>
-        </w:rPr>
-      </w:pPr>
-      <w:r>
-        <w:rPr>
-          <w:rFonts w:ascii="SimSun" w:hAnsi="SimSun" w:eastAsia="SimSun" w:cs="SimSun"/>
-          <w:kern w:val="0"/>
-          <w:sz w:val="24"/>
-          <w:szCs w:val="24"/>
-          <w:highlight w:val="yellow"/>
-          <w:lang w:val="en-US" w:eastAsia="zh-CN" w:bidi="ar"/>
-        </w:rPr>
-        <w:t>class</w:t>
-      </w:r>
-      <w:r>
-        <w:rPr>
-          <w:rStyle w:val="8"/>
-          <w:rFonts w:ascii="SimSun" w:hAnsi="SimSun" w:eastAsia="SimSun" w:cs="SimSun"/>
-          <w:kern w:val="0"/>
-          <w:sz w:val="24"/>
-          <w:szCs w:val="24"/>
-          <w:highlight w:val="yellow"/>
-          <w:lang w:val="en-US" w:eastAsia="zh-CN" w:bidi="ar"/>
-        </w:rPr>
-        <w:t xml:space="preserve"> </w:t>
-      </w:r>
-      <w:r>
-        <w:rPr>
-          <w:rFonts w:ascii="SimSun" w:hAnsi="SimSun" w:eastAsia="SimSun" w:cs="SimSun"/>
-          <w:kern w:val="0"/>
-          <w:sz w:val="24"/>
-          <w:szCs w:val="24"/>
-          <w:highlight w:val="yellow"/>
-          <w:lang w:val="en-US" w:eastAsia="zh-CN" w:bidi="ar"/>
-        </w:rPr>
-        <w:t>Test</w:t>
-      </w:r>
-      <w:r>
-        <w:rPr>
-          <w:rStyle w:val="8"/>
-          <w:rFonts w:ascii="SimSun" w:hAnsi="SimSun" w:eastAsia="SimSun" w:cs="SimSun"/>
-          <w:kern w:val="0"/>
-          <w:sz w:val="24"/>
-          <w:szCs w:val="24"/>
-          <w:highlight w:val="yellow"/>
-          <w:lang w:val="en-US" w:eastAsia="zh-CN" w:bidi="ar"/>
-        </w:rPr>
-        <w:t xml:space="preserve"> {</w:t>
-      </w:r>
-    </w:p>
-    <w:p>
-      <w:pPr>
-        <w:keepNext w:val="0"/>
-        <w:keepLines w:val="0"/>
-        <w:widowControl/>
-        <w:suppressLineNumbers w:val="0"/>
-        <w:bidi w:val="0"/>
-        <w:jc w:val="left"/>
-        <w:rPr>
-          <w:rStyle w:val="8"/>
-          <w:rFonts w:ascii="SimSun" w:hAnsi="SimSun" w:eastAsia="SimSun" w:cs="SimSun"/>
-          <w:kern w:val="0"/>
-          <w:sz w:val="24"/>
-          <w:szCs w:val="24"/>
-          <w:highlight w:val="yellow"/>
-          <w:lang w:val="en-US" w:eastAsia="zh-CN" w:bidi="ar"/>
-        </w:rPr>
-      </w:pPr>
-      <w:r>
-        <w:rPr>
-          <w:rStyle w:val="8"/>
-          <w:rFonts w:ascii="SimSun" w:hAnsi="SimSun" w:eastAsia="SimSun" w:cs="SimSun"/>
-          <w:kern w:val="0"/>
-          <w:sz w:val="24"/>
-          <w:szCs w:val="24"/>
-          <w:highlight w:val="yellow"/>
-          <w:lang w:val="en-US" w:eastAsia="zh-CN" w:bidi="ar"/>
-        </w:rPr>
-        <w:t xml:space="preserve">    </w:t>
-      </w:r>
-      <w:r>
-        <w:rPr>
-          <w:rFonts w:ascii="SimSun" w:hAnsi="SimSun" w:eastAsia="SimSun" w:cs="SimSun"/>
-          <w:kern w:val="0"/>
-          <w:sz w:val="24"/>
-          <w:szCs w:val="24"/>
-          <w:highlight w:val="yellow"/>
-          <w:lang w:val="en-US" w:eastAsia="zh-CN" w:bidi="ar"/>
-        </w:rPr>
-        <w:t>static</w:t>
-      </w:r>
-      <w:r>
-        <w:rPr>
-          <w:rStyle w:val="8"/>
-          <w:rFonts w:ascii="SimSun" w:hAnsi="SimSun" w:eastAsia="SimSun" w:cs="SimSun"/>
-          <w:kern w:val="0"/>
-          <w:sz w:val="24"/>
-          <w:szCs w:val="24"/>
-          <w:highlight w:val="yellow"/>
-          <w:lang w:val="en-US" w:eastAsia="zh-CN" w:bidi="ar"/>
-        </w:rPr>
-        <w:t xml:space="preserve"> </w:t>
-      </w:r>
-      <w:r>
-        <w:rPr>
-          <w:rFonts w:ascii="SimSun" w:hAnsi="SimSun" w:eastAsia="SimSun" w:cs="SimSun"/>
-          <w:kern w:val="0"/>
-          <w:sz w:val="24"/>
-          <w:szCs w:val="24"/>
-          <w:highlight w:val="yellow"/>
-          <w:lang w:val="en-US" w:eastAsia="zh-CN" w:bidi="ar"/>
-        </w:rPr>
-        <w:t>void</w:t>
-      </w:r>
-      <w:r>
-        <w:rPr>
-          <w:rStyle w:val="8"/>
-          <w:rFonts w:ascii="SimSun" w:hAnsi="SimSun" w:eastAsia="SimSun" w:cs="SimSun"/>
-          <w:kern w:val="0"/>
-          <w:sz w:val="24"/>
-          <w:szCs w:val="24"/>
-          <w:highlight w:val="yellow"/>
-          <w:lang w:val="en-US" w:eastAsia="zh-CN" w:bidi="ar"/>
-        </w:rPr>
-        <w:t xml:space="preserve"> </w:t>
-      </w:r>
-      <w:r>
-        <w:rPr>
-          <w:rFonts w:ascii="SimSun" w:hAnsi="SimSun" w:eastAsia="SimSun" w:cs="SimSun"/>
-          <w:kern w:val="0"/>
-          <w:sz w:val="24"/>
-          <w:szCs w:val="24"/>
-          <w:highlight w:val="yellow"/>
-          <w:lang w:val="en-US" w:eastAsia="zh-CN" w:bidi="ar"/>
-        </w:rPr>
-        <w:t>validateAge(int</w:t>
-      </w:r>
-      <w:r>
-        <w:rPr>
-          <w:rStyle w:val="8"/>
-          <w:rFonts w:ascii="SimSun" w:hAnsi="SimSun" w:eastAsia="SimSun" w:cs="SimSun"/>
-          <w:kern w:val="0"/>
-          <w:sz w:val="24"/>
-          <w:szCs w:val="24"/>
-          <w:highlight w:val="yellow"/>
-          <w:lang w:val="en-US" w:eastAsia="zh-CN" w:bidi="ar"/>
-        </w:rPr>
-        <w:t xml:space="preserve"> age) {</w:t>
-      </w:r>
-    </w:p>
-    <w:p>
-      <w:pPr>
-        <w:keepNext w:val="0"/>
-        <w:keepLines w:val="0"/>
-        <w:widowControl/>
-        <w:suppressLineNumbers w:val="0"/>
-        <w:bidi w:val="0"/>
-        <w:jc w:val="left"/>
-        <w:rPr>
-          <w:rStyle w:val="8"/>
-          <w:rFonts w:ascii="SimSun" w:hAnsi="SimSun" w:eastAsia="SimSun" w:cs="SimSun"/>
-          <w:kern w:val="0"/>
-          <w:sz w:val="24"/>
-          <w:szCs w:val="24"/>
-          <w:highlight w:val="yellow"/>
-          <w:lang w:val="en-US" w:eastAsia="zh-CN" w:bidi="ar"/>
-        </w:rPr>
-      </w:pPr>
-      <w:r>
-        <w:rPr>
-          <w:rStyle w:val="8"/>
-          <w:rFonts w:ascii="SimSun" w:hAnsi="SimSun" w:eastAsia="SimSun" w:cs="SimSun"/>
-          <w:kern w:val="0"/>
-          <w:sz w:val="24"/>
-          <w:szCs w:val="24"/>
-          <w:highlight w:val="yellow"/>
-          <w:lang w:val="en-US" w:eastAsia="zh-CN" w:bidi="ar"/>
-        </w:rPr>
-        <w:t xml:space="preserve">        </w:t>
-      </w:r>
-      <w:r>
-        <w:rPr>
-          <w:rFonts w:ascii="SimSun" w:hAnsi="SimSun" w:eastAsia="SimSun" w:cs="SimSun"/>
-          <w:kern w:val="0"/>
-          <w:sz w:val="24"/>
-          <w:szCs w:val="24"/>
-          <w:highlight w:val="yellow"/>
-          <w:lang w:val="en-US" w:eastAsia="zh-CN" w:bidi="ar"/>
-        </w:rPr>
-        <w:t>if</w:t>
-      </w:r>
-      <w:r>
-        <w:rPr>
-          <w:rStyle w:val="8"/>
-          <w:rFonts w:ascii="SimSun" w:hAnsi="SimSun" w:eastAsia="SimSun" w:cs="SimSun"/>
-          <w:kern w:val="0"/>
-          <w:sz w:val="24"/>
-          <w:szCs w:val="24"/>
-          <w:highlight w:val="yellow"/>
-          <w:lang w:val="en-US" w:eastAsia="zh-CN" w:bidi="ar"/>
-        </w:rPr>
-        <w:t xml:space="preserve"> (age &lt; </w:t>
-      </w:r>
-      <w:r>
-        <w:rPr>
-          <w:rFonts w:ascii="SimSun" w:hAnsi="SimSun" w:eastAsia="SimSun" w:cs="SimSun"/>
-          <w:kern w:val="0"/>
-          <w:sz w:val="24"/>
-          <w:szCs w:val="24"/>
-          <w:highlight w:val="yellow"/>
-          <w:lang w:val="en-US" w:eastAsia="zh-CN" w:bidi="ar"/>
-        </w:rPr>
-        <w:t>18</w:t>
-      </w:r>
-      <w:r>
-        <w:rPr>
-          <w:rStyle w:val="8"/>
-          <w:rFonts w:ascii="SimSun" w:hAnsi="SimSun" w:eastAsia="SimSun" w:cs="SimSun"/>
-          <w:kern w:val="0"/>
-          <w:sz w:val="24"/>
-          <w:szCs w:val="24"/>
-          <w:highlight w:val="yellow"/>
-          <w:lang w:val="en-US" w:eastAsia="zh-CN" w:bidi="ar"/>
-        </w:rPr>
-        <w:t>)</w:t>
-      </w:r>
-    </w:p>
-    <w:p>
-      <w:pPr>
-        <w:keepNext w:val="0"/>
-        <w:keepLines w:val="0"/>
-        <w:widowControl/>
-        <w:suppressLineNumbers w:val="0"/>
-        <w:bidi w:val="0"/>
-        <w:jc w:val="left"/>
-        <w:rPr>
-          <w:rStyle w:val="8"/>
-          <w:rFonts w:ascii="SimSun" w:hAnsi="SimSun" w:eastAsia="SimSun" w:cs="SimSun"/>
-          <w:kern w:val="0"/>
-          <w:sz w:val="24"/>
-          <w:szCs w:val="24"/>
-          <w:highlight w:val="yellow"/>
-          <w:lang w:val="en-US" w:eastAsia="zh-CN" w:bidi="ar"/>
-        </w:rPr>
-      </w:pPr>
-      <w:r>
-        <w:rPr>
-          <w:rStyle w:val="8"/>
-          <w:rFonts w:ascii="SimSun" w:hAnsi="SimSun" w:eastAsia="SimSun" w:cs="SimSun"/>
-          <w:kern w:val="0"/>
-          <w:sz w:val="24"/>
-          <w:szCs w:val="24"/>
-          <w:highlight w:val="yellow"/>
-          <w:lang w:val="en-US" w:eastAsia="zh-CN" w:bidi="ar"/>
-        </w:rPr>
-        <w:t xml:space="preserve">            </w:t>
-      </w:r>
-      <w:r>
-        <w:rPr>
-          <w:rFonts w:ascii="SimSun" w:hAnsi="SimSun" w:eastAsia="SimSun" w:cs="SimSun"/>
-          <w:kern w:val="0"/>
-          <w:sz w:val="24"/>
-          <w:szCs w:val="24"/>
-          <w:highlight w:val="yellow"/>
-          <w:lang w:val="en-US" w:eastAsia="zh-CN" w:bidi="ar"/>
-        </w:rPr>
-        <w:t>throw</w:t>
-      </w:r>
-      <w:r>
-        <w:rPr>
-          <w:rStyle w:val="8"/>
-          <w:rFonts w:ascii="SimSun" w:hAnsi="SimSun" w:eastAsia="SimSun" w:cs="SimSun"/>
-          <w:kern w:val="0"/>
-          <w:sz w:val="24"/>
-          <w:szCs w:val="24"/>
-          <w:highlight w:val="yellow"/>
-          <w:lang w:val="en-US" w:eastAsia="zh-CN" w:bidi="ar"/>
-        </w:rPr>
-        <w:t xml:space="preserve"> </w:t>
-      </w:r>
-      <w:r>
-        <w:rPr>
-          <w:rFonts w:ascii="SimSun" w:hAnsi="SimSun" w:eastAsia="SimSun" w:cs="SimSun"/>
-          <w:kern w:val="0"/>
-          <w:sz w:val="24"/>
-          <w:szCs w:val="24"/>
-          <w:highlight w:val="yellow"/>
-          <w:lang w:val="en-US" w:eastAsia="zh-CN" w:bidi="ar"/>
-        </w:rPr>
-        <w:t>new</w:t>
-      </w:r>
-      <w:r>
-        <w:rPr>
-          <w:rStyle w:val="8"/>
-          <w:rFonts w:ascii="SimSun" w:hAnsi="SimSun" w:eastAsia="SimSun" w:cs="SimSun"/>
-          <w:kern w:val="0"/>
-          <w:sz w:val="24"/>
-          <w:szCs w:val="24"/>
-          <w:highlight w:val="yellow"/>
-          <w:lang w:val="en-US" w:eastAsia="zh-CN" w:bidi="ar"/>
-        </w:rPr>
-        <w:t xml:space="preserve"> </w:t>
-      </w:r>
-      <w:r>
-        <w:rPr>
-          <w:rFonts w:ascii="SimSun" w:hAnsi="SimSun" w:eastAsia="SimSun" w:cs="SimSun"/>
-          <w:kern w:val="0"/>
-          <w:sz w:val="24"/>
-          <w:szCs w:val="24"/>
-          <w:highlight w:val="yellow"/>
-          <w:lang w:val="en-US" w:eastAsia="zh-CN" w:bidi="ar"/>
-        </w:rPr>
-        <w:t>InvalidAgeRuntimeException</w:t>
-      </w:r>
-      <w:r>
-        <w:rPr>
-          <w:rStyle w:val="8"/>
-          <w:rFonts w:ascii="SimSun" w:hAnsi="SimSun" w:eastAsia="SimSun" w:cs="SimSun"/>
-          <w:kern w:val="0"/>
-          <w:sz w:val="24"/>
-          <w:szCs w:val="24"/>
-          <w:highlight w:val="yellow"/>
-          <w:lang w:val="en-US" w:eastAsia="zh-CN" w:bidi="ar"/>
-        </w:rPr>
-        <w:t>(</w:t>
-      </w:r>
-      <w:r>
-        <w:rPr>
-          <w:rFonts w:ascii="SimSun" w:hAnsi="SimSun" w:eastAsia="SimSun" w:cs="SimSun"/>
-          <w:kern w:val="0"/>
-          <w:sz w:val="24"/>
-          <w:szCs w:val="24"/>
-          <w:highlight w:val="yellow"/>
-          <w:lang w:val="en-US" w:eastAsia="zh-CN" w:bidi="ar"/>
-        </w:rPr>
-        <w:t>"Age must be 18 or above"</w:t>
-      </w:r>
-      <w:r>
-        <w:rPr>
-          <w:rStyle w:val="8"/>
-          <w:rFonts w:ascii="SimSun" w:hAnsi="SimSun" w:eastAsia="SimSun" w:cs="SimSun"/>
-          <w:kern w:val="0"/>
-          <w:sz w:val="24"/>
-          <w:szCs w:val="24"/>
-          <w:highlight w:val="yellow"/>
-          <w:lang w:val="en-US" w:eastAsia="zh-CN" w:bidi="ar"/>
-        </w:rPr>
-        <w:t>);</w:t>
-      </w:r>
-    </w:p>
-    <w:p>
-      <w:pPr>
-        <w:keepNext w:val="0"/>
-        <w:keepLines w:val="0"/>
-        <w:widowControl/>
-        <w:suppressLineNumbers w:val="0"/>
-        <w:bidi w:val="0"/>
-        <w:jc w:val="left"/>
-        <w:rPr>
-          <w:rStyle w:val="8"/>
-          <w:rFonts w:ascii="SimSun" w:hAnsi="SimSun" w:eastAsia="SimSun" w:cs="SimSun"/>
-          <w:kern w:val="0"/>
-          <w:sz w:val="24"/>
-          <w:szCs w:val="24"/>
-          <w:highlight w:val="yellow"/>
-          <w:lang w:val="en-US" w:eastAsia="zh-CN" w:bidi="ar"/>
-        </w:rPr>
-      </w:pPr>
-      <w:r>
-        <w:rPr>
-          <w:rStyle w:val="8"/>
-          <w:rFonts w:ascii="SimSun" w:hAnsi="SimSun" w:eastAsia="SimSun" w:cs="SimSun"/>
-          <w:kern w:val="0"/>
-          <w:sz w:val="24"/>
-          <w:szCs w:val="24"/>
-          <w:highlight w:val="yellow"/>
-          <w:lang w:val="en-US" w:eastAsia="zh-CN" w:bidi="ar"/>
-        </w:rPr>
-        <w:t xml:space="preserve">    }</w:t>
-      </w:r>
-    </w:p>
-    <w:p>
-      <w:pPr>
-        <w:keepNext w:val="0"/>
-        <w:keepLines w:val="0"/>
-        <w:widowControl/>
-        <w:suppressLineNumbers w:val="0"/>
-        <w:bidi w:val="0"/>
-        <w:jc w:val="left"/>
-        <w:rPr>
-          <w:rStyle w:val="8"/>
-          <w:rFonts w:ascii="SimSun" w:hAnsi="SimSun" w:eastAsia="SimSun" w:cs="SimSun"/>
-          <w:kern w:val="0"/>
-          <w:sz w:val="24"/>
-          <w:szCs w:val="24"/>
-          <w:highlight w:val="yellow"/>
-          <w:lang w:val="en-US" w:eastAsia="zh-CN" w:bidi="ar"/>
-        </w:rPr>
-      </w:pPr>
-    </w:p>
-    <w:p>
-      <w:pPr>
-        <w:keepNext w:val="0"/>
-        <w:keepLines w:val="0"/>
-        <w:widowControl/>
-        <w:suppressLineNumbers w:val="0"/>
-        <w:bidi w:val="0"/>
-        <w:jc w:val="left"/>
-        <w:rPr>
-          <w:rStyle w:val="8"/>
-          <w:rFonts w:ascii="SimSun" w:hAnsi="SimSun" w:eastAsia="SimSun" w:cs="SimSun"/>
-          <w:kern w:val="0"/>
-          <w:sz w:val="24"/>
-          <w:szCs w:val="24"/>
-          <w:highlight w:val="yellow"/>
-          <w:lang w:val="en-US" w:eastAsia="zh-CN" w:bidi="ar"/>
-        </w:rPr>
-      </w:pPr>
-      <w:r>
-        <w:rPr>
-          <w:rStyle w:val="8"/>
-          <w:rFonts w:ascii="SimSun" w:hAnsi="SimSun" w:eastAsia="SimSun" w:cs="SimSun"/>
-          <w:kern w:val="0"/>
-          <w:sz w:val="24"/>
-          <w:szCs w:val="24"/>
-          <w:highlight w:val="yellow"/>
-          <w:lang w:val="en-US" w:eastAsia="zh-CN" w:bidi="ar"/>
-        </w:rPr>
-        <w:t xml:space="preserve">    </w:t>
-      </w:r>
-      <w:r>
-        <w:rPr>
-          <w:rFonts w:ascii="SimSun" w:hAnsi="SimSun" w:eastAsia="SimSun" w:cs="SimSun"/>
-          <w:kern w:val="0"/>
-          <w:sz w:val="24"/>
-          <w:szCs w:val="24"/>
-          <w:highlight w:val="yellow"/>
-          <w:lang w:val="en-US" w:eastAsia="zh-CN" w:bidi="ar"/>
-        </w:rPr>
-        <w:t>public</w:t>
-      </w:r>
-      <w:r>
-        <w:rPr>
-          <w:rStyle w:val="8"/>
-          <w:rFonts w:ascii="SimSun" w:hAnsi="SimSun" w:eastAsia="SimSun" w:cs="SimSun"/>
-          <w:kern w:val="0"/>
-          <w:sz w:val="24"/>
-          <w:szCs w:val="24"/>
-          <w:highlight w:val="yellow"/>
-          <w:lang w:val="en-US" w:eastAsia="zh-CN" w:bidi="ar"/>
-        </w:rPr>
-        <w:t xml:space="preserve"> </w:t>
-      </w:r>
-      <w:r>
-        <w:rPr>
-          <w:rFonts w:ascii="SimSun" w:hAnsi="SimSun" w:eastAsia="SimSun" w:cs="SimSun"/>
-          <w:kern w:val="0"/>
-          <w:sz w:val="24"/>
-          <w:szCs w:val="24"/>
-          <w:highlight w:val="yellow"/>
-          <w:lang w:val="en-US" w:eastAsia="zh-CN" w:bidi="ar"/>
-        </w:rPr>
-        <w:t>static</w:t>
-      </w:r>
-      <w:r>
-        <w:rPr>
-          <w:rStyle w:val="8"/>
-          <w:rFonts w:ascii="SimSun" w:hAnsi="SimSun" w:eastAsia="SimSun" w:cs="SimSun"/>
-          <w:kern w:val="0"/>
-          <w:sz w:val="24"/>
-          <w:szCs w:val="24"/>
-          <w:highlight w:val="yellow"/>
-          <w:lang w:val="en-US" w:eastAsia="zh-CN" w:bidi="ar"/>
-        </w:rPr>
-        <w:t xml:space="preserve"> </w:t>
-      </w:r>
-      <w:r>
-        <w:rPr>
-          <w:rFonts w:ascii="SimSun" w:hAnsi="SimSun" w:eastAsia="SimSun" w:cs="SimSun"/>
-          <w:kern w:val="0"/>
-          <w:sz w:val="24"/>
-          <w:szCs w:val="24"/>
-          <w:highlight w:val="yellow"/>
-          <w:lang w:val="en-US" w:eastAsia="zh-CN" w:bidi="ar"/>
-        </w:rPr>
-        <w:t>void</w:t>
-      </w:r>
-      <w:r>
-        <w:rPr>
-          <w:rStyle w:val="8"/>
-          <w:rFonts w:ascii="SimSun" w:hAnsi="SimSun" w:eastAsia="SimSun" w:cs="SimSun"/>
-          <w:kern w:val="0"/>
-          <w:sz w:val="24"/>
-          <w:szCs w:val="24"/>
-          <w:highlight w:val="yellow"/>
-          <w:lang w:val="en-US" w:eastAsia="zh-CN" w:bidi="ar"/>
-        </w:rPr>
-        <w:t xml:space="preserve"> </w:t>
-      </w:r>
-      <w:r>
-        <w:rPr>
-          <w:rFonts w:ascii="SimSun" w:hAnsi="SimSun" w:eastAsia="SimSun" w:cs="SimSun"/>
-          <w:kern w:val="0"/>
-          <w:sz w:val="24"/>
-          <w:szCs w:val="24"/>
-          <w:highlight w:val="yellow"/>
-          <w:lang w:val="en-US" w:eastAsia="zh-CN" w:bidi="ar"/>
-        </w:rPr>
-        <w:t>main(String[] args)</w:t>
-      </w:r>
-      <w:r>
-        <w:rPr>
-          <w:rStyle w:val="8"/>
-          <w:rFonts w:ascii="SimSun" w:hAnsi="SimSun" w:eastAsia="SimSun" w:cs="SimSun"/>
-          <w:kern w:val="0"/>
-          <w:sz w:val="24"/>
-          <w:szCs w:val="24"/>
-          <w:highlight w:val="yellow"/>
-          <w:lang w:val="en-US" w:eastAsia="zh-CN" w:bidi="ar"/>
-        </w:rPr>
-        <w:t xml:space="preserve"> {</w:t>
-      </w:r>
-    </w:p>
-    <w:p>
-      <w:pPr>
-        <w:keepNext w:val="0"/>
-        <w:keepLines w:val="0"/>
-        <w:widowControl/>
-        <w:suppressLineNumbers w:val="0"/>
-        <w:bidi w:val="0"/>
-        <w:jc w:val="left"/>
-        <w:rPr>
-          <w:rStyle w:val="8"/>
-          <w:rFonts w:ascii="SimSun" w:hAnsi="SimSun" w:eastAsia="SimSun" w:cs="SimSun"/>
-          <w:kern w:val="0"/>
-          <w:sz w:val="24"/>
-          <w:szCs w:val="24"/>
-          <w:highlight w:val="yellow"/>
-          <w:lang w:val="en-US" w:eastAsia="zh-CN" w:bidi="ar"/>
-        </w:rPr>
-      </w:pPr>
-      <w:r>
-        <w:rPr>
-          <w:rStyle w:val="8"/>
-          <w:rFonts w:ascii="SimSun" w:hAnsi="SimSun" w:eastAsia="SimSun" w:cs="SimSun"/>
-          <w:kern w:val="0"/>
-          <w:sz w:val="24"/>
-          <w:szCs w:val="24"/>
-          <w:highlight w:val="yellow"/>
-          <w:lang w:val="en-US" w:eastAsia="zh-CN" w:bidi="ar"/>
-        </w:rPr>
-        <w:t xml:space="preserve">        validateAge(</w:t>
-      </w:r>
-      <w:r>
-        <w:rPr>
-          <w:rFonts w:ascii="SimSun" w:hAnsi="SimSun" w:eastAsia="SimSun" w:cs="SimSun"/>
-          <w:kern w:val="0"/>
-          <w:sz w:val="24"/>
-          <w:szCs w:val="24"/>
-          <w:highlight w:val="yellow"/>
-          <w:lang w:val="en-US" w:eastAsia="zh-CN" w:bidi="ar"/>
-        </w:rPr>
-        <w:t>15</w:t>
-      </w:r>
-      <w:r>
-        <w:rPr>
-          <w:rStyle w:val="8"/>
-          <w:rFonts w:ascii="SimSun" w:hAnsi="SimSun" w:eastAsia="SimSun" w:cs="SimSun"/>
-          <w:kern w:val="0"/>
-          <w:sz w:val="24"/>
-          <w:szCs w:val="24"/>
-          <w:highlight w:val="yellow"/>
-          <w:lang w:val="en-US" w:eastAsia="zh-CN" w:bidi="ar"/>
-        </w:rPr>
-        <w:t xml:space="preserve">); </w:t>
-      </w:r>
-      <w:r>
-        <w:rPr>
-          <w:rFonts w:ascii="SimSun" w:hAnsi="SimSun" w:eastAsia="SimSun" w:cs="SimSun"/>
-          <w:kern w:val="0"/>
-          <w:sz w:val="24"/>
-          <w:szCs w:val="24"/>
-          <w:highlight w:val="yellow"/>
-          <w:lang w:val="en-US" w:eastAsia="zh-CN" w:bidi="ar"/>
-        </w:rPr>
-        <w:t>// runtime exception</w:t>
-      </w:r>
-    </w:p>
-    <w:p>
-      <w:pPr>
-        <w:keepNext w:val="0"/>
-        <w:keepLines w:val="0"/>
-        <w:widowControl/>
-        <w:suppressLineNumbers w:val="0"/>
-        <w:bidi w:val="0"/>
-        <w:jc w:val="left"/>
-        <w:rPr>
-          <w:rStyle w:val="8"/>
-          <w:rFonts w:ascii="SimSun" w:hAnsi="SimSun" w:eastAsia="SimSun" w:cs="SimSun"/>
-          <w:kern w:val="0"/>
-          <w:sz w:val="24"/>
-          <w:szCs w:val="24"/>
-          <w:highlight w:val="yellow"/>
-          <w:lang w:val="en-US" w:eastAsia="zh-CN" w:bidi="ar"/>
-        </w:rPr>
-      </w:pPr>
-      <w:r>
-        <w:rPr>
-          <w:rStyle w:val="8"/>
-          <w:rFonts w:ascii="SimSun" w:hAnsi="SimSun" w:eastAsia="SimSun" w:cs="SimSun"/>
-          <w:kern w:val="0"/>
-          <w:sz w:val="24"/>
-          <w:szCs w:val="24"/>
-          <w:highlight w:val="yellow"/>
-          <w:lang w:val="en-US" w:eastAsia="zh-CN" w:bidi="ar"/>
-        </w:rPr>
-        <w:t xml:space="preserve">    }</w:t>
-      </w:r>
-    </w:p>
-    <w:p>
-      <w:pPr>
-        <w:keepNext w:val="0"/>
-        <w:keepLines w:val="0"/>
-        <w:widowControl/>
-        <w:suppressLineNumbers w:val="0"/>
-        <w:bidi w:val="0"/>
-        <w:jc w:val="left"/>
-        <w:rPr>
-          <w:highlight w:val="yellow"/>
-        </w:rPr>
-      </w:pPr>
-      <w:r>
-        <w:rPr>
-          <w:rStyle w:val="8"/>
-          <w:rFonts w:ascii="SimSun" w:hAnsi="SimSun" w:eastAsia="SimSun" w:cs="SimSun"/>
-          <w:kern w:val="0"/>
-          <w:sz w:val="24"/>
-          <w:szCs w:val="24"/>
-          <w:highlight w:val="yellow"/>
-          <w:lang w:val="en-US" w:eastAsia="zh-CN" w:bidi="ar"/>
-        </w:rPr>
-        <w:t>}</w:t>
-      </w:r>
-    </w:p>
-    <w:p>
-      <w:pPr>
-        <w:pStyle w:val="11"/>
-        <w:keepNext w:val="0"/>
-        <w:keepLines w:val="0"/>
-        <w:widowControl/>
-        <w:suppressLineNumbers w:val="0"/>
-      </w:pPr>
-      <w:r>
-        <w:t xml:space="preserve">No </w:t>
-      </w:r>
-      <w:r>
-        <w:rPr>
-          <w:rStyle w:val="8"/>
-        </w:rPr>
-        <w:t>throws</w:t>
-      </w:r>
-      <w:r>
-        <w:t xml:space="preserve"> required → </w:t>
-      </w:r>
-      <w:r>
-        <w:rPr>
-          <w:rStyle w:val="12"/>
-        </w:rPr>
-        <w:t>unchecked</w:t>
-      </w:r>
-    </w:p>
-    <w:p>
-      <w:pPr>
-        <w:keepNext w:val="0"/>
-        <w:keepLines w:val="0"/>
-        <w:widowControl/>
-        <w:suppressLineNumbers w:val="0"/>
-      </w:pPr>
-      <w:r>
-        <w:pict>
-          <v:rect id="_x0000_i1040" o:spt="1" style="height:1.5pt;width:432pt;" fillcolor="#A0A0A0" filled="t" stroked="f" coordsize="21600,21600" o:hr="t" o:hrstd="t" o:hralign="center">
             <v:path/>
             <v:fill on="t" focussize="0,0"/>
             <v:stroke on="f"/>
@@ -12770,6 +12792,7 @@
             <w:insideH w:val="none" w:color="auto" w:sz="0" w:space="0"/>
             <w:insideV w:val="none" w:color="auto" w:sz="0" w:space="0"/>
           </w:tblBorders>
+          <w:shd w:val="clear" w:color="auto" w:fill="auto"/>
           <w:tblCellMar>
             <w:top w:w="15" w:type="dxa"/>
             <w:left w:w="15" w:type="dxa"/>
@@ -13292,7 +13315,7 @@
           <w:szCs w:val="24"/>
         </w:rPr>
         <w:pict>
-          <v:rect id="_x0000_i1041" o:spt="1" style="height:1.5pt;width:432pt;" fillcolor="#A0A0A0" filled="t" stroked="f" coordsize="21600,21600" o:hr="t" o:hrstd="t" o:hralign="center">
+          <v:rect id="_x0000_i1039" o:spt="1" style="height:1.5pt;width:432pt;" fillcolor="#A0A0A0" filled="t" stroked="f" coordsize="21600,21600" o:hr="t" o:hrstd="t" o:hralign="center">
             <v:path/>
             <v:fill on="t" focussize="0,0"/>
             <v:stroke on="f"/>
@@ -13437,7 +13460,7 @@
       </w:pPr>
       <w:r>
         <w:pict>
-          <v:rect id="_x0000_i1042" o:spt="1" style="height:1.5pt;width:432pt;" fillcolor="#A0A0A0" filled="t" stroked="f" coordsize="21600,21600" o:hr="t" o:hrstd="t" o:hralign="center">
+          <v:rect id="_x0000_i1040" o:spt="1" style="height:1.5pt;width:432pt;" fillcolor="#A0A0A0" filled="t" stroked="f" coordsize="21600,21600" o:hr="t" o:hrstd="t" o:hralign="center">
             <v:path/>
             <v:fill on="t" focussize="0,0"/>
             <v:stroke on="f"/>
@@ -14035,8 +14058,6 @@
         </w:rPr>
         <w:t>Custom exceptions? Checked vs unchecked</w:t>
       </w:r>
-      <w:bookmarkStart w:id="0" w:name="_GoBack"/>
-      <w:bookmarkEnd w:id="0"/>
     </w:p>
     <w:sectPr>
       <w:pgSz w:w="11906" w:h="16838"/>
